--- a/src/Tests/Inputs/menus/07/input.docx
+++ b/src/Tests/Inputs/menus/07/input.docx
@@ -1,6 +1,6 @@
 
 <file path=word/document.xml><?xml version="1.0" encoding="utf-8"?>
-<w:document xmlns:wpc="http://schemas.microsoft.com/office/word/2010/wordprocessingCanvas" xmlns:cx="http://schemas.microsoft.com/office/drawing/2014/chartex" xmlns:cx1="http://schemas.microsoft.com/office/drawing/2015/9/8/chartex" xmlns:cx2="http://schemas.microsoft.com/office/drawing/2015/10/21/chartex" xmlns:cx3="http://schemas.microsoft.com/office/drawing/2016/5/9/chartex" xmlns:cx4="http://schemas.microsoft.com/office/drawing/2016/5/10/chartex" xmlns:cx5="http://schemas.microsoft.com/office/drawing/2016/5/11/chartex" xmlns:cx6="http://schemas.microsoft.com/office/drawing/2016/5/12/chartex" xmlns:cx7="http://schemas.microsoft.com/office/drawing/2016/5/13/chartex" xmlns:cx8="http://schemas.microsoft.com/office/drawing/2016/5/14/chartex" xmlns:mc="http://schemas.openxmlformats.org/markup-compatibility/2006" xmlns:aink="http://schemas.microsoft.com/office/drawing/2016/ink" xmlns:am3d="http://schemas.microsoft.com/office/drawing/2017/model3d" xmlns:o="urn:schemas-microsoft-com:office:office" xmlns:r="http://schemas.openxmlformats.org/officeDocument/2006/relationships" xmlns:m="http://schemas.openxmlformats.org/officeDocument/2006/math" xmlns:v="urn:schemas-microsoft-com:vml" xmlns:wp14="http://schemas.microsoft.com/office/word/2010/wordprocessingDrawing" xmlns:wp="http://schemas.openxmlformats.org/drawingml/2006/wordprocessingDrawing" xmlns:w10="urn:schemas-microsoft-com:office:word" xmlns:w="http://schemas.openxmlformats.org/wordprocessingml/2006/main" xmlns:w14="http://schemas.microsoft.com/office/word/2010/wordml" xmlns:w15="http://schemas.microsoft.com/office/word/2012/wordml" xmlns:w16cid="http://schemas.microsoft.com/office/word/2016/wordml/cid" xmlns:w16se="http://schemas.microsoft.com/office/word/2015/wordml/symex" xmlns:wpg="http://schemas.microsoft.com/office/word/2010/wordprocessingGroup" xmlns:wpi="http://schemas.microsoft.com/office/word/2010/wordprocessingInk" xmlns:wne="http://schemas.microsoft.com/office/word/2006/wordml" xmlns:wps="http://schemas.microsoft.com/office/word/2010/wordprocessingShape" mc:Ignorable="w14 w15 w16se w16cid wp14">
+<w:document xmlns:a="http://schemas.openxmlformats.org/drawingml/2006/main" xmlns:adec="http://schemas.microsoft.com/office/drawing/2017/decorative" xmlns:pic="http://schemas.openxmlformats.org/drawingml/2006/picture" xmlns:a14="http://schemas.microsoft.com/office/drawing/2010/main" xmlns:wpc="http://schemas.microsoft.com/office/word/2010/wordprocessingCanvas" xmlns:cx="http://schemas.microsoft.com/office/drawing/2014/chartex" xmlns:cx1="http://schemas.microsoft.com/office/drawing/2015/9/8/chartex" xmlns:cx2="http://schemas.microsoft.com/office/drawing/2015/10/21/chartex" xmlns:cx3="http://schemas.microsoft.com/office/drawing/2016/5/9/chartex" xmlns:cx4="http://schemas.microsoft.com/office/drawing/2016/5/10/chartex" xmlns:cx5="http://schemas.microsoft.com/office/drawing/2016/5/11/chartex" xmlns:cx6="http://schemas.microsoft.com/office/drawing/2016/5/12/chartex" xmlns:cx7="http://schemas.microsoft.com/office/drawing/2016/5/13/chartex" xmlns:cx8="http://schemas.microsoft.com/office/drawing/2016/5/14/chartex" xmlns:mc="http://schemas.openxmlformats.org/markup-compatibility/2006" xmlns:aink="http://schemas.microsoft.com/office/drawing/2016/ink" xmlns:am3d="http://schemas.microsoft.com/office/drawing/2017/model3d" xmlns:o="urn:schemas-microsoft-com:office:office" xmlns:r="http://schemas.openxmlformats.org/officeDocument/2006/relationships" xmlns:m="http://schemas.openxmlformats.org/officeDocument/2006/math" xmlns:v="urn:schemas-microsoft-com:vml" xmlns:wp14="http://schemas.microsoft.com/office/word/2010/wordprocessingDrawing" xmlns:wp="http://schemas.openxmlformats.org/drawingml/2006/wordprocessingDrawing" xmlns:w10="urn:schemas-microsoft-com:office:word" xmlns:w="http://schemas.openxmlformats.org/wordprocessingml/2006/main" xmlns:w14="http://schemas.microsoft.com/office/word/2010/wordml" xmlns:w15="http://schemas.microsoft.com/office/word/2012/wordml" xmlns:w16cid="http://schemas.microsoft.com/office/word/2016/wordml/cid" xmlns:w16se="http://schemas.microsoft.com/office/word/2015/wordml/symex" xmlns:wpg="http://schemas.microsoft.com/office/word/2010/wordprocessingGroup" xmlns:wpi="http://schemas.microsoft.com/office/word/2010/wordprocessingInk" xmlns:wne="http://schemas.microsoft.com/office/word/2006/wordml" xmlns:wps="http://schemas.microsoft.com/office/word/2010/wordprocessingShape" mc:Ignorable="w14 w15 w16se w16cid wp14">
   <w:body>
     <w:p>
       <w:pPr>
@@ -18,7 +18,7 @@
         <mc:AlternateContent>
           <mc:Choice Requires="wpg">
             <w:drawing>
-              <wp:anchor distT="0" distB="0" distL="114300" distR="114300" simplePos="0" relativeHeight="251659264" behindDoc="1" locked="1" layoutInCell="1" allowOverlap="1" wp14:anchorId="0C485A57" wp14:editId="40008368">
+              <wp:anchor distT="0" distB="0" distL="114300" distR="114300" simplePos="0" relativeHeight="251659264" behindDoc="1" locked="1" layoutInCell="1" allowOverlap="1" wp14:editId="40008368" wp14:anchorId="0C485A57">
                 <wp:simplePos x="0" y="0"/>
                 <wp:positionH relativeFrom="margin">
                   <wp:align>center</wp:align>
@@ -594,17 +594,17 @@
           </mc:Choice>
           <mc:Fallback>
             <w:pict>
-              <v:group w14:anchorId="3A80E3D5" id="Group 1" o:spid="_x0000_s1026" style="position:absolute;margin-left:0;margin-top:0;width:568.3pt;height:743.5pt;z-index:-251657216;mso-width-percent:930;mso-height-percent:940;mso-position-horizontal:center;mso-position-horizontal-relative:margin;mso-position-vertical:top;mso-position-vertical-relative:margin;mso-width-percent:930;mso-height-percent:940" coordsize="71156,93915" o:gfxdata="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">
+              <v:group id="Group 1" style="position:absolute;margin-left:0;margin-top:0;width:568.3pt;height:743.5pt;z-index:-251657216;mso-width-percent:930;mso-height-percent:940;mso-position-horizontal:center;mso-position-horizontal-relative:margin;mso-position-vertical:top;mso-position-vertical-relative:margin;mso-width-percent:930;mso-height-percent:940" coordsize="71156,93915" o:spid="_x0000_s1026" o:gfxdata="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" w14:anchorId="3A80E3D5">
                 <o:lock v:ext="edit" aspectratio="t"/>
-                <v:roundrect id="Rectangle: Rounded Corners 3" o:spid="_x0000_s1027" alt="Wood" style="position:absolute;left:355;top:72247;width:70446;height:21203;visibility:visible;mso-wrap-style:square;v-text-anchor:middle" arcsize="10923f" o:gfxdata="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" stroked="f" strokeweight="1pt">
-                  <v:fill r:id="rId11" o:title="Wood" recolor="t" rotate="t" type="tile"/>
+                <v:roundrect id="Rectangle: Rounded Corners 3" style="position:absolute;left:355;top:72247;width:70446;height:21203;visibility:visible;mso-wrap-style:square;v-text-anchor:middle" alt="Wood" o:spid="_x0000_s1027" stroked="f" strokeweight="1pt" o:gfxdata="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" arcsize="10923f">
+                  <v:fill type="tile" o:title="Wood" recolor="t" rotate="t" r:id="rId11"/>
                   <v:stroke joinstyle="miter"/>
                 </v:roundrect>
-                <v:roundrect id="Rectangle: Rounded Corners 4" o:spid="_x0000_s1028" alt="Wood" style="position:absolute;left:272;top:464;width:70446;height:21203;visibility:visible;mso-wrap-style:square;v-text-anchor:middle" arcsize="10923f" o:gfxdata="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" stroked="f" strokeweight="1pt">
-                  <v:fill r:id="rId11" o:title="Wood" recolor="t" rotate="t" type="tile"/>
+                <v:roundrect id="Rectangle: Rounded Corners 4" style="position:absolute;left:272;top:464;width:70446;height:21203;visibility:visible;mso-wrap-style:square;v-text-anchor:middle" alt="Wood" o:spid="_x0000_s1028" stroked="f" strokeweight="1pt" o:gfxdata="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" arcsize="10923f">
+                  <v:fill type="tile" o:title="Wood" recolor="t" rotate="t" r:id="rId11"/>
                   <v:stroke joinstyle="miter"/>
                 </v:roundrect>
-                <v:shape id="Graphic 239" o:spid="_x0000_s1029" style="position:absolute;width:71156;height:93915;visibility:visible;mso-wrap-style:square;v-text-anchor:middle" coordsize="2352675,3105150" o:gfxdata="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" path="m2275046,2986564v-28575,19050,-49530,47625,-59055,81915c2210276,3090386,2190274,3106579,2167414,3106579r-1972628,c171926,3106579,151924,3090386,146209,3068479v-9525,-33338,-30480,-62865,-59055,-81915c71914,2977039,62389,2960846,62389,2942749r-953,-264795c61436,2649379,48101,2623661,27146,2608421,14764,2598896,8096,2583656,8096,2568416l7144,546259v,-15240,6667,-30480,19050,-40005c47149,490061,61436,464344,61436,435769r953,-264795c62389,152876,71914,136684,87154,127159v28575,-19050,49530,-47625,59055,-81915c151924,23336,171926,7144,194786,7144r1972628,c2190274,7144,2210276,23336,2215991,45244v9525,33337,30480,62865,59055,81915c2290286,136684,2299811,152876,2299811,170974r953,264795c2300764,464344,2314099,490061,2335054,505301v12382,9525,19050,24765,19050,40005l2354104,2566511v,15240,-6668,30480,-19050,40005c2314099,2622709,2300764,2647474,2300764,2676049r-953,264795c2298859,2959894,2289334,2976086,2275046,2986564xe" fillcolor="#414141" stroked="f">
+                <v:shape id="Graphic 239" style="position:absolute;width:71156;height:93915;visibility:visible;mso-wrap-style:square;v-text-anchor:middle" coordsize="2352675,3105150" o:spid="_x0000_s1029" fillcolor="#414141" stroked="f" path="m2275046,2986564v-28575,19050,-49530,47625,-59055,81915c2210276,3090386,2190274,3106579,2167414,3106579r-1972628,c171926,3106579,151924,3090386,146209,3068479v-9525,-33338,-30480,-62865,-59055,-81915c71914,2977039,62389,2960846,62389,2942749r-953,-264795c61436,2649379,48101,2623661,27146,2608421,14764,2598896,8096,2583656,8096,2568416l7144,546259v,-15240,6667,-30480,19050,-40005c47149,490061,61436,464344,61436,435769r953,-264795c62389,152876,71914,136684,87154,127159v28575,-19050,49530,-47625,59055,-81915c151924,23336,171926,7144,194786,7144r1972628,c2190274,7144,2210276,23336,2215991,45244v9525,33337,30480,62865,59055,81915c2290286,136684,2299811,152876,2299811,170974r953,264795c2300764,464344,2314099,490061,2335054,505301v12382,9525,19050,24765,19050,40005l2354104,2566511v,15240,-6668,30480,-19050,40005c2314099,2622709,2300764,2647474,2300764,2676049r-953,264795c2298859,2959894,2289334,2976086,2275046,2986564xe" o:gfxdata="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">
                   <v:stroke joinstyle="miter"/>
                   <v:path arrowok="t" o:connecttype="custom" o:connectlocs="6880864,9032845;6702252,9280597;6555331,9395830;589129,9395830;442208,9280597;263597,9032845;188695,8900327;185813,8099456;82103,7889154;24486,7768159;21607,1652157;79224,1531162;185813,1317981;188695,517110;263597,384592;442208,136840;589129,21607;6555331,21607;6702252,136840;6880864,384592;6955765,517110;6958647,1317981;7062357,1528280;7119974,1649275;7119974,7762397;7062357,7883392;6958647,8093695;6955765,8894565;6880864,9032845" o:connectangles="0,0,0,0,0,0,0,0,0,0,0,0,0,0,0,0,0,0,0,0,0,0,0,0,0,0,0,0,0"/>
                   <o:lock v:ext="edit" aspectratio="t"/>
@@ -623,15 +623,15 @@
                     <v:f eqn="prod width 1 2"/>
                     <v:f eqn="prod height 1 2"/>
                   </v:formulas>
-                  <v:path gradientshapeok="t" limo="10800,10800" o:connecttype="custom" o:connectlocs="@8,0;0,@9;@8,@7;@6,@9" textboxrect="0,0,21600,21600;2700,2700,18900,18900;5400,5400,16200,16200"/>
+                  <v:path limo="10800,10800" textboxrect="0,0,21600,21600;2700,2700,18900,18900;5400,5400,16200,16200" gradientshapeok="t" o:connecttype="custom" o:connectlocs="@8,0;0,@9;@8,@7;@6,@9"/>
                   <v:handles>
                     <v:h position="#0,topLeft" switch="" xrange="0,10800"/>
                   </v:handles>
                 </v:shapetype>
-                <v:shape id="Octagon 6" o:spid="_x0000_s1030" type="#_x0000_t10" style="position:absolute;left:3490;top:4505;width:64176;height:84904;visibility:visible;mso-wrap-style:square;v-text-anchor:middle" o:gfxdata="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" adj="2388" filled="f" strokecolor="#a5a5a5 [2092]" strokeweight="6.75pt">
+                <v:shape id="Octagon 6" style="position:absolute;left:3490;top:4505;width:64176;height:84904;visibility:visible;mso-wrap-style:square;v-text-anchor:middle" o:spid="_x0000_s1030" filled="f" strokecolor="#a5a5a5 [2092]" strokeweight="6.75pt" type="#_x0000_t10" adj="2388" o:gfxdata="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">
                   <v:stroke opacity="10537f"/>
                 </v:shape>
-                <v:roundrect id="Rectangle: Rounded Corners 7" o:spid="_x0000_s1031" style="position:absolute;left:4434;top:3652;width:62288;height:86610;visibility:visible;mso-wrap-style:square;v-text-anchor:middle" arcsize="1872f" o:gfxdata="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" filled="f" strokecolor="#fe0066 [3204]" strokeweight=".25pt">
+                <v:roundrect id="Rectangle: Rounded Corners 7" style="position:absolute;left:4434;top:3652;width:62288;height:86610;visibility:visible;mso-wrap-style:square;v-text-anchor:middle" o:spid="_x0000_s1031" filled="f" strokecolor="#fe0066 [3204]" strokeweight=".25pt" o:gfxdata="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" arcsize="1872f">
                   <v:stroke joinstyle="miter"/>
                 </v:roundrect>
                 <v:shapetype id="_x0000_t21" coordsize="21600,21600" o:spt="21" adj="3600" path="m@0,qy0@0l0@2qx@0,21600l@1,21600qy21600@2l21600@0qx@1,xe">
@@ -648,12 +648,12 @@
                     <v:f eqn="prod width 1 2"/>
                     <v:f eqn="prod height 1 2"/>
                   </v:formulas>
-                  <v:path gradientshapeok="t" limo="10800,10800" o:connecttype="custom" o:connectlocs="@8,0;0,@9;@8,@7;@6,@9" textboxrect="@3,@3,@4,@5"/>
+                  <v:path limo="10800,10800" textboxrect="@3,@3,@4,@5" gradientshapeok="t" o:connecttype="custom" o:connectlocs="@8,0;0,@9;@8,@7;@6,@9"/>
                   <v:handles>
                     <v:h position="#0,topLeft" switch="" xrange="0,10800"/>
                   </v:handles>
                 </v:shapetype>
-                <v:shape id="Plaque 8" o:spid="_x0000_s1032" type="#_x0000_t21" style="position:absolute;left:2656;top:2966;width:65843;height:87982;visibility:visible;mso-wrap-style:square;v-text-anchor:middle" o:gfxdata="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" adj="1346" filled="f" strokecolor="#7bcf9d [2407]" strokeweight="1pt"/>
+                <v:shape id="Plaque 8" style="position:absolute;left:2656;top:2966;width:65843;height:87982;visibility:visible;mso-wrap-style:square;v-text-anchor:middle" o:spid="_x0000_s1032" filled="f" strokecolor="#7bcf9d [2407]" strokeweight="1pt" type="#_x0000_t21" adj="1346" o:gfxdata="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"/>
                 <w10:wrap anchorx="margin" anchory="margin"/>
                 <w10:anchorlock/>
               </v:group>
@@ -709,7 +709,7 @@
             <w:tcW w:w="4500" w:type="dxa"/>
             <w:gridSpan w:val="2"/>
             <w:tcBorders>
-              <w:bottom w:val="single" w:sz="48" w:space="0" w:color="CDEDDA" w:themeColor="accent4"/>
+              <w:bottom w:val="single" w:color="CDEDDA" w:themeColor="accent4" w:sz="48" w:space="0"/>
             </w:tcBorders>
           </w:tcPr>
           <w:p>
@@ -770,7 +770,7 @@
                 </w:r>
               </w:sdtContent>
             </w:sdt>
-            <w:bookmarkStart w:id="0" w:name="_GoBack"/>
+            <w:bookmarkStart w:name="_GoBack" w:id="0"/>
             <w:bookmarkEnd w:id="0"/>
           </w:p>
         </w:tc>
@@ -952,14 +952,14 @@
                 </mc:Choice>
                 <mc:Fallback>
                   <w:pict>
-                    <v:group w14:anchorId="7C580D9D" id="Group 28" o:spid="_x0000_s1026" style="width:120.85pt;height:103.55pt;mso-position-horizontal-relative:char;mso-position-vertical-relative:line" coordsize="15347,13150" o:gfxdata="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">
-                      <v:oval id="Oval 34" o:spid="_x0000_s1027" style="position:absolute;left:8858;width:6489;height:6489;visibility:visible;mso-wrap-style:square;v-text-anchor:middle" o:gfxdata="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" fillcolor="black [3213]" strokecolor="#ffcbe0 [660]" strokeweight="1pt">
+                    <v:group id="Group 28" style="width:120.85pt;height:103.55pt;mso-position-horizontal-relative:char;mso-position-vertical-relative:line" coordsize="15347,13150" o:spid="_x0000_s1026" o:gfxdata="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" w14:anchorId="7C580D9D">
+                      <v:oval id="Oval 34" style="position:absolute;left:8858;width:6489;height:6489;visibility:visible;mso-wrap-style:square;v-text-anchor:middle" o:spid="_x0000_s1027" fillcolor="black [3213]" strokecolor="#ffcbe0 [660]" strokeweight="1pt" o:gfxdata="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">
                         <v:fill opacity="10537f"/>
                         <v:stroke opacity="18247f" joinstyle="miter"/>
                         <v:path arrowok="t"/>
                         <o:lock v:ext="edit" aspectratio="t"/>
                       </v:oval>
-                      <v:shapetype id="_x0000_t75" coordsize="21600,21600" o:spt="75" o:preferrelative="t" path="m@4@5l@4@11@9@11@9@5xe" filled="f" stroked="f">
+                      <v:shapetype id="_x0000_t75" coordsize="21600,21600" filled="f" stroked="f" o:spt="75" o:preferrelative="t" path="m@4@5l@4@11@9@11@9@5xe">
                         <v:stroke joinstyle="miter"/>
                         <v:formulas>
                           <v:f eqn="if lineDrawn pixelLineWidth 0"/>
@@ -975,12 +975,12 @@
                           <v:f eqn="prod @7 21600 pixelHeight"/>
                           <v:f eqn="sum @10 21600 0"/>
                         </v:formulas>
-                        <v:path o:extrusionok="f" gradientshapeok="t" o:connecttype="rect"/>
+                        <v:path gradientshapeok="t" o:connecttype="rect" o:extrusionok="f"/>
                         <o:lock v:ext="edit" aspectratio="t"/>
                       </v:shapetype>
-                      <v:shape id="Picture 23" o:spid="_x0000_s1028" type="#_x0000_t75" alt="Bowl of soup" style="position:absolute;top:2000;width:11150;height:11150;visibility:visible;mso-wrap-style:square" o:gfxdata="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" stroked="t" strokecolor="#ffcbe0 [660]" strokeweight="1.25pt">
-                        <v:imagedata r:id="rId13" o:title="Bowl of soup"/>
-                        <v:shadow on="t" color="black" opacity="24248f" origin="-.5,-.5" offset="1.99561mm,1.99561mm"/>
+                      <v:shape id="Picture 23" style="position:absolute;top:2000;width:11150;height:11150;visibility:visible;mso-wrap-style:square" alt="Bowl of soup" o:spid="_x0000_s1028" stroked="t" strokecolor="#ffcbe0 [660]" strokeweight="1.25pt" type="#_x0000_t75" o:gfxdata="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">
+                        <v:imagedata o:title="Bowl of soup" r:id="rId13"/>
+                        <v:shadow on="t" color="black" opacity="24248f" offset="1.99561mm,1.99561mm" origin="-.5,-.5"/>
                         <v:path arrowok="t"/>
                       </v:shape>
                       <w10:anchorlock/>
@@ -1326,7 +1326,7 @@
                 </mc:Choice>
                 <mc:Fallback>
                   <w:pict>
-                    <v:shape w14:anchorId="4EFB4892" id="Graphic 195" o:spid="_x0000_s1026" style="width:118.3pt;height:5.85pt;rotation:-298026fd;visibility:visible;mso-wrap-style:square;mso-left-percent:-10001;mso-top-percent:-10001;mso-position-horizontal:absolute;mso-position-horizontal-relative:char;mso-position-vertical:absolute;mso-position-vertical-relative:line;mso-left-percent:-10001;mso-top-percent:-10001;v-text-anchor:middle" coordsize="771525,38100" o:gfxdata="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" path="m694354,18002c675265,12659,655530,7144,616696,7144v-38843,,-58569,5515,-77657,10858c519798,23374,501615,28461,464229,28461v-37357,,-55511,-5077,-74733,-10459c370427,12659,350711,7144,311887,7144v-38834,,-58560,5515,-77639,10858c215017,23374,196853,28461,159487,28461v-37348,,-55512,-5077,-74734,-10459c65684,12659,45968,7144,7144,7144r,10649c44491,17793,62655,22870,81877,28261v19069,5343,38795,10849,77610,10849c198320,39110,218046,33604,237125,28261v19231,-5382,37395,-10468,74762,-10468c349234,17793,367398,22870,386620,28261v19069,5343,38795,10849,77609,10849c503082,39110,522808,33604,541896,28261v19241,-5382,37415,-10468,74800,-10468c654082,17793,672246,22870,691486,28261v19089,5343,38815,10849,77658,10849l769144,28461v-37386,,-55560,-5087,-74790,-10459xe" fillcolor="#cdedda [3207]" stroked="f">
+                    <v:shape id="Graphic 195" style="width:118.3pt;height:5.85pt;rotation:-298026fd;visibility:visible;mso-wrap-style:square;mso-left-percent:-10001;mso-top-percent:-10001;mso-position-horizontal:absolute;mso-position-horizontal-relative:char;mso-position-vertical:absolute;mso-position-vertical-relative:line;mso-left-percent:-10001;mso-top-percent:-10001;v-text-anchor:middle" coordsize="771525,38100" o:spid="_x0000_s1026" fillcolor="#cdedda [3207]" stroked="f" path="m694354,18002c675265,12659,655530,7144,616696,7144v-38843,,-58569,5515,-77657,10858c519798,23374,501615,28461,464229,28461v-37357,,-55511,-5077,-74733,-10459c370427,12659,350711,7144,311887,7144v-38834,,-58560,5515,-77639,10858c215017,23374,196853,28461,159487,28461v-37348,,-55512,-5077,-74734,-10459c65684,12659,45968,7144,7144,7144r,10649c44491,17793,62655,22870,81877,28261v19069,5343,38795,10849,77610,10849c198320,39110,218046,33604,237125,28261v19231,-5382,37395,-10468,74762,-10468c349234,17793,367398,22870,386620,28261v19069,5343,38795,10849,77609,10849c503082,39110,522808,33604,541896,28261v19241,-5382,37415,-10468,74800,-10468c654082,17793,672246,22870,691486,28261v19089,5343,38815,10849,77658,10849l769144,28461v-37386,,-55560,-5087,-74790,-10459xe" o:gfxdata="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" w14:anchorId="4EFB4892">
                       <v:stroke joinstyle="miter"/>
                       <v:path arrowok="t" o:connecttype="custom" o:connectlocs="1352277,35059;1201035,13913;1049796,35059;904101,55429;758556,35059;607410,13913;456206,35059;310606,55429;165059,35059;13913,13913;13913,34652;159458,55039;310606,76168;461809,55039;607410,34652;752955,55039;904101,76168;1055360,55039;1201035,34652;1346691,55039;1497933,76168;1497933,55429;1352277,35059" o:connectangles="0,0,0,0,0,0,0,0,0,0,0,0,0,0,0,0,0,0,0,0,0,0,0"/>
                       <w10:anchorlock/>
@@ -1484,13 +1484,13 @@
                 </mc:Choice>
                 <mc:Fallback>
                   <w:pict>
-                    <v:group w14:anchorId="07378036" id="Group 29" o:spid="_x0000_s1026" style="width:126.9pt;height:130.1pt;mso-position-horizontal-relative:char;mso-position-vertical-relative:line" coordsize="16116,16522" o:gfxdata="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">
-                      <v:shape id="Picture 22" o:spid="_x0000_s1027" type="#_x0000_t75" alt="Warm potato dish" style="position:absolute;width:16116;height:16116;visibility:visible;mso-wrap-style:square" o:gfxdata="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" stroked="t" strokecolor="#ffcbe0 [660]" strokeweight="1.25pt">
-                        <v:imagedata r:id="rId15" o:title="Warm potato dish"/>
-                        <v:shadow on="t" color="black" opacity="24248f" origin="-.5,-.5" offset="1.99561mm,1.99561mm"/>
+                    <v:group id="Group 29" style="width:126.9pt;height:130.1pt;mso-position-horizontal-relative:char;mso-position-vertical-relative:line" coordsize="16116,16522" o:spid="_x0000_s1026" o:gfxdata="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" w14:anchorId="07378036">
+                      <v:shape id="Picture 22" style="position:absolute;width:16116;height:16116;visibility:visible;mso-wrap-style:square" alt="Warm potato dish" o:spid="_x0000_s1027" stroked="t" strokecolor="#ffcbe0 [660]" strokeweight="1.25pt" type="#_x0000_t75" o:gfxdata="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">
+                        <v:imagedata o:title="Warm potato dish" r:id="rId15"/>
+                        <v:shadow on="t" color="black" opacity="24248f" offset="1.99561mm,1.99561mm" origin="-.5,-.5"/>
                         <v:path arrowok="t"/>
                       </v:shape>
-                      <v:oval id="Oval 25" o:spid="_x0000_s1028" style="position:absolute;left:11715;top:12858;width:3664;height:3664;visibility:visible;mso-wrap-style:square;v-text-anchor:middle" o:gfxdata="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" fillcolor="black [3213]" strokecolor="#ffcbe0 [660]" strokeweight="1pt">
+                      <v:oval id="Oval 25" style="position:absolute;left:11715;top:12858;width:3664;height:3664;visibility:visible;mso-wrap-style:square;v-text-anchor:middle" o:spid="_x0000_s1028" fillcolor="black [3213]" strokecolor="#ffcbe0 [660]" strokeweight="1pt" o:gfxdata="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">
                         <v:fill opacity="10537f"/>
                         <v:stroke opacity="18247f" joinstyle="miter"/>
                       </v:oval>
@@ -1866,7 +1866,7 @@
                 </mc:Choice>
                 <mc:Fallback>
                   <w:pict>
-                    <v:shape w14:anchorId="6471A686" id="Graphic 195" o:spid="_x0000_s1026" style="width:118.3pt;height:5.85pt;rotation:-298026fd;visibility:visible;mso-wrap-style:square;mso-left-percent:-10001;mso-top-percent:-10001;mso-position-horizontal:absolute;mso-position-horizontal-relative:char;mso-position-vertical:absolute;mso-position-vertical-relative:line;mso-left-percent:-10001;mso-top-percent:-10001;v-text-anchor:middle" coordsize="771525,38100" o:gfxdata="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" path="m694354,18002c675265,12659,655530,7144,616696,7144v-38843,,-58569,5515,-77657,10858c519798,23374,501615,28461,464229,28461v-37357,,-55511,-5077,-74733,-10459c370427,12659,350711,7144,311887,7144v-38834,,-58560,5515,-77639,10858c215017,23374,196853,28461,159487,28461v-37348,,-55512,-5077,-74734,-10459c65684,12659,45968,7144,7144,7144r,10649c44491,17793,62655,22870,81877,28261v19069,5343,38795,10849,77610,10849c198320,39110,218046,33604,237125,28261v19231,-5382,37395,-10468,74762,-10468c349234,17793,367398,22870,386620,28261v19069,5343,38795,10849,77609,10849c503082,39110,522808,33604,541896,28261v19241,-5382,37415,-10468,74800,-10468c654082,17793,672246,22870,691486,28261v19089,5343,38815,10849,77658,10849l769144,28461v-37386,,-55560,-5087,-74790,-10459xe" fillcolor="#cdedda [3207]" stroked="f">
+                    <v:shape id="Graphic 195" style="width:118.3pt;height:5.85pt;rotation:-298026fd;visibility:visible;mso-wrap-style:square;mso-left-percent:-10001;mso-top-percent:-10001;mso-position-horizontal:absolute;mso-position-horizontal-relative:char;mso-position-vertical:absolute;mso-position-vertical-relative:line;mso-left-percent:-10001;mso-top-percent:-10001;v-text-anchor:middle" coordsize="771525,38100" o:spid="_x0000_s1026" fillcolor="#cdedda [3207]" stroked="f" path="m694354,18002c675265,12659,655530,7144,616696,7144v-38843,,-58569,5515,-77657,10858c519798,23374,501615,28461,464229,28461v-37357,,-55511,-5077,-74733,-10459c370427,12659,350711,7144,311887,7144v-38834,,-58560,5515,-77639,10858c215017,23374,196853,28461,159487,28461v-37348,,-55512,-5077,-74734,-10459c65684,12659,45968,7144,7144,7144r,10649c44491,17793,62655,22870,81877,28261v19069,5343,38795,10849,77610,10849c198320,39110,218046,33604,237125,28261v19231,-5382,37395,-10468,74762,-10468c349234,17793,367398,22870,386620,28261v19069,5343,38795,10849,77609,10849c503082,39110,522808,33604,541896,28261v19241,-5382,37415,-10468,74800,-10468c654082,17793,672246,22870,691486,28261v19089,5343,38815,10849,77658,10849l769144,28461v-37386,,-55560,-5087,-74790,-10459xe" o:gfxdata="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" w14:anchorId="6471A686">
                       <v:stroke joinstyle="miter"/>
                       <v:path arrowok="t" o:connecttype="custom" o:connectlocs="1352277,35059;1201035,13913;1049796,35059;904101,55429;758556,35059;607410,13913;456206,35059;310606,55429;165059,35059;13913,13913;13913,34652;159458,55039;310606,76168;461809,55039;607410,34652;752955,55039;904101,76168;1055360,55039;1201035,34652;1346691,55039;1497933,76168;1497933,55429;1352277,35059" o:connectangles="0,0,0,0,0,0,0,0,0,0,0,0,0,0,0,0,0,0,0,0,0,0,0"/>
                       <w10:anchorlock/>
@@ -2051,14 +2051,14 @@
                 </mc:Choice>
                 <mc:Fallback>
                   <w:pict>
-                    <v:group w14:anchorId="5EA3359B" id="Group 30" o:spid="_x0000_s1026" style="width:109.7pt;height:105.2pt;mso-position-horizontal-relative:char;mso-position-vertical-relative:line" coordsize="13931,13360" o:gfxdata="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">
-                      <v:oval id="Oval 17" o:spid="_x0000_s1027" style="position:absolute;width:6491;height:6491;visibility:visible;mso-wrap-style:square;v-text-anchor:middle" o:gfxdata="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" fillcolor="black [3213]" strokecolor="#ffcbe0 [660]" strokeweight="1pt">
+                    <v:group id="Group 30" style="width:109.7pt;height:105.2pt;mso-position-horizontal-relative:char;mso-position-vertical-relative:line" coordsize="13931,13360" o:spid="_x0000_s1026" o:gfxdata="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" w14:anchorId="5EA3359B">
+                      <v:oval id="Oval 17" style="position:absolute;width:6491;height:6491;visibility:visible;mso-wrap-style:square;v-text-anchor:middle" o:spid="_x0000_s1027" fillcolor="black [3213]" strokecolor="#ffcbe0 [660]" strokeweight="1pt" o:gfxdata="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">
                         <v:fill opacity="10537f"/>
                         <v:stroke opacity="18247f" joinstyle="miter"/>
                       </v:oval>
-                      <v:shape id="Picture 24" o:spid="_x0000_s1028" type="#_x0000_t75" alt="Cupcakes" style="position:absolute;left:2286;top:1714;width:11645;height:11646;visibility:visible;mso-wrap-style:square" o:gfxdata="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" stroked="t" strokecolor="#ffcbe0 [660]" strokeweight="1.25pt">
-                        <v:imagedata r:id="rId17" o:title="Cupcakes" croptop="-110f"/>
-                        <v:shadow on="t" color="black" opacity="24248f" origin="-.5,-.5" offset="1.99561mm,1.99561mm"/>
+                      <v:shape id="Picture 24" style="position:absolute;left:2286;top:1714;width:11645;height:11646;visibility:visible;mso-wrap-style:square" alt="Cupcakes" o:spid="_x0000_s1028" stroked="t" strokecolor="#ffcbe0 [660]" strokeweight="1.25pt" type="#_x0000_t75" o:gfxdata="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">
+                        <v:imagedata croptop="-110f" o:title="Cupcakes" r:id="rId17"/>
+                        <v:shadow on="t" color="black" opacity="24248f" offset="1.99561mm,1.99561mm" origin="-.5,-.5"/>
                         <v:path arrowok="t"/>
                       </v:shape>
                       <w10:anchorlock/>

--- a/src/Tests/Inputs/menus/07/input.docx
+++ b/src/Tests/Inputs/menus/07/input.docx
@@ -2818,836 +2818,6 @@
 </w:styles>
 </file>
 
-<file path=word/glossary/document.xml><?xml version="1.0" encoding="utf-8"?>
-<w:glossaryDocument xmlns:wpc="http://schemas.microsoft.com/office/word/2010/wordprocessingCanvas" xmlns:cx="http://schemas.microsoft.com/office/drawing/2014/chartex" xmlns:cx1="http://schemas.microsoft.com/office/drawing/2015/9/8/chartex" xmlns:cx2="http://schemas.microsoft.com/office/drawing/2015/10/21/chartex" xmlns:cx3="http://schemas.microsoft.com/office/drawing/2016/5/9/chartex" xmlns:cx4="http://schemas.microsoft.com/office/drawing/2016/5/10/chartex" xmlns:cx5="http://schemas.microsoft.com/office/drawing/2016/5/11/chartex" xmlns:cx6="http://schemas.microsoft.com/office/drawing/2016/5/12/chartex" xmlns:cx7="http://schemas.microsoft.com/office/drawing/2016/5/13/chartex" xmlns:cx8="http://schemas.microsoft.com/office/drawing/2016/5/14/chartex" xmlns:mc="http://schemas.openxmlformats.org/markup-compatibility/2006" xmlns:aink="http://schemas.microsoft.com/office/drawing/2016/ink" xmlns:am3d="http://schemas.microsoft.com/office/drawing/2017/model3d" xmlns:o="urn:schemas-microsoft-com:office:office" xmlns:r="http://schemas.openxmlformats.org/officeDocument/2006/relationships" xmlns:m="http://schemas.openxmlformats.org/officeDocument/2006/math" xmlns:v="urn:schemas-microsoft-com:vml" xmlns:wp14="http://schemas.microsoft.com/office/word/2010/wordprocessingDrawing" xmlns:wp="http://schemas.openxmlformats.org/drawingml/2006/wordprocessingDrawing" xmlns:w10="urn:schemas-microsoft-com:office:word" xmlns:w="http://schemas.openxmlformats.org/wordprocessingml/2006/main" xmlns:w14="http://schemas.microsoft.com/office/word/2010/wordml" xmlns:w15="http://schemas.microsoft.com/office/word/2012/wordml" xmlns:w16cid="http://schemas.microsoft.com/office/word/2016/wordml/cid" xmlns:w16se="http://schemas.microsoft.com/office/word/2015/wordml/symex" xmlns:wpg="http://schemas.microsoft.com/office/word/2010/wordprocessingGroup" xmlns:wpi="http://schemas.microsoft.com/office/word/2010/wordprocessingInk" xmlns:wne="http://schemas.microsoft.com/office/word/2006/wordml" xmlns:wps="http://schemas.microsoft.com/office/word/2010/wordprocessingShape" mc:Ignorable="w14 w15 w16se w16cid wp14">
-  <w:docParts>
-    <w:docPart>
-      <w:docPartPr>
-        <w:name w:val="BD3ADE5CCCA44E31851CB0299E15CF4A"/>
-        <w:category>
-          <w:name w:val="General"/>
-          <w:gallery w:val="placeholder"/>
-        </w:category>
-        <w:types>
-          <w:type w:val="bbPlcHdr"/>
-        </w:types>
-        <w:behaviors>
-          <w:behavior w:val="content"/>
-        </w:behaviors>
-        <w:guid w:val="{B6C47714-22BF-4005-B795-81C60246DC9B}"/>
-      </w:docPartPr>
-      <w:docPartBody>
-        <w:p>
-          <w:pPr>
-            <w:pStyle w:val="BD3ADE5CCCA44E31851CB0299E15CF4A"/>
-          </w:pPr>
-          <w:r>
-            <w:t>Menu</w:t>
-          </w:r>
-        </w:p>
-      </w:docPartBody>
-    </w:docPart>
-    <w:docPart>
-      <w:docPartPr>
-        <w:name w:val="F3EC1261FF3641EAA9229EB79D882E91"/>
-        <w:category>
-          <w:name w:val="General"/>
-          <w:gallery w:val="placeholder"/>
-        </w:category>
-        <w:types>
-          <w:type w:val="bbPlcHdr"/>
-        </w:types>
-        <w:behaviors>
-          <w:behavior w:val="content"/>
-        </w:behaviors>
-        <w:guid w:val="{06958580-C235-4F06-8593-06243497CF25}"/>
-      </w:docPartPr>
-      <w:docPartBody>
-        <w:p>
-          <w:pPr>
-            <w:pStyle w:val="F3EC1261FF3641EAA9229EB79D882E91"/>
-          </w:pPr>
-          <w:r>
-            <w:t>To update images, single click with the left mouse until they are selected.  Do a right mouse click and choose Change Picture from the shortcut menu.</w:t>
-          </w:r>
-        </w:p>
-      </w:docPartBody>
-    </w:docPart>
-    <w:docPart>
-      <w:docPartPr>
-        <w:name w:val="CC80F89D6A3145A88BAF47E3D7DA5E74"/>
-        <w:category>
-          <w:name w:val="General"/>
-          <w:gallery w:val="placeholder"/>
-        </w:category>
-        <w:types>
-          <w:type w:val="bbPlcHdr"/>
-        </w:types>
-        <w:behaviors>
-          <w:behavior w:val="content"/>
-        </w:behaviors>
-        <w:guid w:val="{DAC51705-01FD-4C64-9A10-AF122460F61D}"/>
-      </w:docPartPr>
-      <w:docPartBody>
-        <w:p>
-          <w:pPr>
-            <w:pStyle w:val="CC80F89D6A3145A88BAF47E3D7DA5E74"/>
-          </w:pPr>
-          <w:r>
-            <w:t>Describe your Appetizer.</w:t>
-          </w:r>
-        </w:p>
-      </w:docPartBody>
-    </w:docPart>
-    <w:docPart>
-      <w:docPartPr>
-        <w:name w:val="BAF803B2536F4ACF94FF711A42009E66"/>
-        <w:category>
-          <w:name w:val="General"/>
-          <w:gallery w:val="placeholder"/>
-        </w:category>
-        <w:types>
-          <w:type w:val="bbPlcHdr"/>
-        </w:types>
-        <w:behaviors>
-          <w:behavior w:val="content"/>
-        </w:behaviors>
-        <w:guid w:val="{1479AA57-AF15-4715-B668-0AFFA41B0A72}"/>
-      </w:docPartPr>
-      <w:docPartBody>
-        <w:p>
-          <w:r>
-            <w:t>Appetizer</w:t>
-          </w:r>
-        </w:p>
-      </w:docPartBody>
-    </w:docPart>
-    <w:docPart>
-      <w:docPartPr>
-        <w:name w:val="C4FBDC7CC33D4EDE8E905AE4A6B84DC5"/>
-        <w:category>
-          <w:name w:val="General"/>
-          <w:gallery w:val="placeholder"/>
-        </w:category>
-        <w:types>
-          <w:type w:val="bbPlcHdr"/>
-        </w:types>
-        <w:behaviors>
-          <w:behavior w:val="content"/>
-        </w:behaviors>
-        <w:guid w:val="{9186DC36-3647-46FF-8DF6-319BADE7F892}"/>
-      </w:docPartPr>
-      <w:docPartBody>
-        <w:p>
-          <w:r>
-            <w:t>Main Course</w:t>
-          </w:r>
-        </w:p>
-      </w:docPartBody>
-    </w:docPart>
-    <w:docPart>
-      <w:docPartPr>
-        <w:name w:val="09D09CF4495F4F9F92A1E62B88B0417F"/>
-        <w:category>
-          <w:name w:val="General"/>
-          <w:gallery w:val="placeholder"/>
-        </w:category>
-        <w:types>
-          <w:type w:val="bbPlcHdr"/>
-        </w:types>
-        <w:behaviors>
-          <w:behavior w:val="content"/>
-        </w:behaviors>
-        <w:guid w:val="{EE95C62E-E46D-4F20-8136-1DD8DD66D005}"/>
-      </w:docPartPr>
-      <w:docPartBody>
-        <w:p>
-          <w:r>
-            <w:t>Describe your Main Course, and don’t hold back</w:t>
-          </w:r>
-        </w:p>
-      </w:docPartBody>
-    </w:docPart>
-    <w:docPart>
-      <w:docPartPr>
-        <w:name w:val="F427DD8553CD4A35B242753C7B69B0D3"/>
-        <w:category>
-          <w:name w:val="General"/>
-          <w:gallery w:val="placeholder"/>
-        </w:category>
-        <w:types>
-          <w:type w:val="bbPlcHdr"/>
-        </w:types>
-        <w:behaviors>
-          <w:behavior w:val="content"/>
-        </w:behaviors>
-        <w:guid w:val="{48E0EA95-D8FD-4F7A-AA7F-F444605AD9DF}"/>
-      </w:docPartPr>
-      <w:docPartBody>
-        <w:p>
-          <w:r>
-            <w:t>Dessert</w:t>
-          </w:r>
-        </w:p>
-      </w:docPartBody>
-    </w:docPart>
-    <w:docPart>
-      <w:docPartPr>
-        <w:name w:val="5FFE605E6AF34113846511AFB3D00090"/>
-        <w:category>
-          <w:name w:val="General"/>
-          <w:gallery w:val="placeholder"/>
-        </w:category>
-        <w:types>
-          <w:type w:val="bbPlcHdr"/>
-        </w:types>
-        <w:behaviors>
-          <w:behavior w:val="content"/>
-        </w:behaviors>
-        <w:guid w:val="{C11EB4DC-02B5-4E60-A469-A4493A8FEAFA}"/>
-      </w:docPartPr>
-      <w:docPartBody>
-        <w:p>
-          <w:r>
-            <w:t xml:space="preserve">Describe your Dessert and </w:t>
-          </w:r>
-          <w:r>
-            <w:br/>
-          </w:r>
-          <w:r>
-            <w:t>don’t hold back</w:t>
-          </w:r>
-        </w:p>
-      </w:docPartBody>
-    </w:docPart>
-  </w:docParts>
-</w:glossaryDocument>
-</file>
-
-<file path=word/glossary/fontTable2.xml><?xml version="1.0" encoding="utf-8"?>
-<w:fonts xmlns:mc="http://schemas.openxmlformats.org/markup-compatibility/2006" xmlns:r="http://schemas.openxmlformats.org/officeDocument/2006/relationships" xmlns:w="http://schemas.openxmlformats.org/wordprocessingml/2006/main" xmlns:w14="http://schemas.microsoft.com/office/word/2010/wordml" xmlns:w15="http://schemas.microsoft.com/office/word/2012/wordml" xmlns:w16cid="http://schemas.microsoft.com/office/word/2016/wordml/cid" xmlns:w16se="http://schemas.microsoft.com/office/word/2015/wordml/symex" mc:Ignorable="w14 w15 w16se w16cid">
-  <w:font w:name="Corbel">
-    <w:panose1 w:val="020B0503020204020204"/>
-    <w:charset w:val="00"/>
-    <w:family w:val="swiss"/>
-    <w:pitch w:val="variable"/>
-    <w:sig w:usb0="A00002EF" w:usb1="4000A44B" w:usb2="00000000" w:usb3="00000000" w:csb0="0000019F" w:csb1="00000000"/>
-  </w:font>
-  <w:font w:name="Times New Roman">
-    <w:panose1 w:val="02020603050405020304"/>
-    <w:charset w:val="00"/>
-    <w:family w:val="roman"/>
-    <w:pitch w:val="variable"/>
-    <w:sig w:usb0="E0002EFF" w:usb1="C000785B" w:usb2="00000009" w:usb3="00000000" w:csb0="000001FF" w:csb1="00000000"/>
-  </w:font>
-  <w:font w:name="Rockwell">
-    <w:panose1 w:val="02060603020205020403"/>
-    <w:charset w:val="00"/>
-    <w:family w:val="roman"/>
-    <w:pitch w:val="variable"/>
-    <w:sig w:usb0="00000007" w:usb1="00000000" w:usb2="00000000" w:usb3="00000000" w:csb0="00000003" w:csb1="00000000"/>
-  </w:font>
-  <w:font w:name="Cambria">
-    <w:panose1 w:val="02040503050406030204"/>
-    <w:charset w:val="00"/>
-    <w:family w:val="roman"/>
-    <w:pitch w:val="variable"/>
-    <w:sig w:usb0="E00006FF" w:usb1="420024FF" w:usb2="02000000" w:usb3="00000000" w:csb0="0000019F" w:csb1="00000000"/>
-  </w:font>
-  <w:font w:name="Calibri">
-    <w:panose1 w:val="020F0502020204030204"/>
-    <w:charset w:val="00"/>
-    <w:family w:val="swiss"/>
-    <w:pitch w:val="variable"/>
-    <w:sig w:usb0="E0002AFF" w:usb1="C000247B" w:usb2="00000009" w:usb3="00000000" w:csb0="000001FF" w:csb1="00000000"/>
-  </w:font>
-  <w:font w:name="Calibri Light">
-    <w:panose1 w:val="020F0302020204030204"/>
-    <w:charset w:val="00"/>
-    <w:family w:val="swiss"/>
-    <w:pitch w:val="variable"/>
-    <w:sig w:usb0="E0002AFF" w:usb1="C000247B" w:usb2="00000009" w:usb3="00000000" w:csb0="000001FF" w:csb1="00000000"/>
-  </w:font>
-</w:fonts>
-</file>
-
-<file path=word/glossary/settings2.xml><?xml version="1.0" encoding="utf-8"?>
-<w:settings xmlns:mc="http://schemas.openxmlformats.org/markup-compatibility/2006" xmlns:o="urn:schemas-microsoft-com:office:office" xmlns:r="http://schemas.openxmlformats.org/officeDocument/2006/relationships" xmlns:m="http://schemas.openxmlformats.org/officeDocument/2006/math" xmlns:v="urn:schemas-microsoft-com:vml" xmlns:w10="urn:schemas-microsoft-com:office:word" xmlns:w="http://schemas.openxmlformats.org/wordprocessingml/2006/main" xmlns:w14="http://schemas.microsoft.com/office/word/2010/wordml" xmlns:w15="http://schemas.microsoft.com/office/word/2012/wordml" xmlns:w16cid="http://schemas.microsoft.com/office/word/2016/wordml/cid" xmlns:w16se="http://schemas.microsoft.com/office/word/2015/wordml/symex" xmlns:sl="http://schemas.openxmlformats.org/schemaLibrary/2006/main" mc:Ignorable="w14 w15 w16se w16cid">
-  <w:view w:val="normal"/>
-  <w:defaultTabStop w:val="720"/>
-  <w:characterSpacingControl w:val="doNotCompress"/>
-  <w:compat>
-    <w:useFELayout/>
-    <w:compatSetting w:name="compatibilityMode" w:uri="http://schemas.microsoft.com/office/word" w:val="15"/>
-    <w:compatSetting w:name="overrideTableStyleFontSizeAndJustification" w:uri="http://schemas.microsoft.com/office/word" w:val="1"/>
-    <w:compatSetting w:name="enableOpenTypeFeatures" w:uri="http://schemas.microsoft.com/office/word" w:val="1"/>
-    <w:compatSetting w:name="doNotFlipMirrorIndents" w:uri="http://schemas.microsoft.com/office/word" w:val="1"/>
-    <w:compatSetting w:name="differentiateMultirowTableHeaders" w:uri="http://schemas.microsoft.com/office/word" w:val="1"/>
-    <w:compatSetting w:name="useWord2013TrackBottomHyphenation" w:uri="http://schemas.microsoft.com/office/word" w:val="0"/>
-  </w:compat>
-  <w:rsids>
-    <w:rsidRoot w:val="008D7CEE"/>
-    <w:rsid w:val="001B2A6B"/>
-    <w:rsid w:val="002A432F"/>
-    <w:rsid w:val="00365816"/>
-    <w:rsid w:val="00635E75"/>
-    <w:rsid w:val="007D0185"/>
-    <w:rsid w:val="008D7CEE"/>
-    <w:rsid w:val="00E52D1F"/>
-  </w:rsids>
-  <m:mathPr>
-    <m:mathFont m:val="Cambria Math"/>
-    <m:brkBin m:val="before"/>
-    <m:brkBinSub m:val="--"/>
-    <m:smallFrac m:val="0"/>
-    <m:dispDef/>
-    <m:lMargin m:val="0"/>
-    <m:rMargin m:val="0"/>
-    <m:defJc m:val="centerGroup"/>
-    <m:wrapIndent m:val="1440"/>
-    <m:intLim m:val="subSup"/>
-    <m:naryLim m:val="undOvr"/>
-  </m:mathPr>
-  <w:themeFontLang w:val="en-IN"/>
-  <w:clrSchemeMapping w:bg1="light1" w:t1="dark1" w:bg2="light2" w:t2="dark2" w:accent1="accent1" w:accent2="accent2" w:accent3="accent3" w:accent4="accent4" w:accent5="accent5" w:accent6="accent6" w:hyperlink="hyperlink" w:followedHyperlink="followedHyperlink"/>
-  <w:decimalSymbol w:val="."/>
-  <w:listSeparator w:val=","/>
-  <w15:chartTrackingRefBased/>
-</w:settings>
-</file>
-
-<file path=word/glossary/styles2.xml><?xml version="1.0" encoding="utf-8"?>
-<w:styles xmlns:mc="http://schemas.openxmlformats.org/markup-compatibility/2006" xmlns:r="http://schemas.openxmlformats.org/officeDocument/2006/relationships" xmlns:w="http://schemas.openxmlformats.org/wordprocessingml/2006/main" xmlns:w14="http://schemas.microsoft.com/office/word/2010/wordml" xmlns:w15="http://schemas.microsoft.com/office/word/2012/wordml" xmlns:w16cid="http://schemas.microsoft.com/office/word/2016/wordml/cid" xmlns:w16se="http://schemas.microsoft.com/office/word/2015/wordml/symex" mc:Ignorable="w14 w15 w16se w16cid">
-  <w:docDefaults>
-    <w:rPrDefault>
-      <w:rPr>
-        <w:rFonts w:asciiTheme="minorHAnsi" w:eastAsiaTheme="minorEastAsia" w:hAnsiTheme="minorHAnsi" w:cstheme="minorBidi"/>
-        <w:sz w:val="22"/>
-        <w:szCs w:val="22"/>
-        <w:lang w:val="en-IN" w:eastAsia="en-IN" w:bidi="ar-SA"/>
-      </w:rPr>
-    </w:rPrDefault>
-    <w:pPrDefault>
-      <w:pPr>
-        <w:spacing w:after="160" w:line="259" w:lineRule="auto"/>
-      </w:pPr>
-    </w:pPrDefault>
-  </w:docDefaults>
-  <w:latentStyles w:defLockedState="0" w:defUIPriority="99" w:defSemiHidden="0" w:defUnhideWhenUsed="0" w:defQFormat="0" w:count="376">
-    <w:lsdException w:name="Normal" w:uiPriority="0" w:qFormat="1"/>
-    <w:lsdException w:name="heading 1" w:uiPriority="9" w:qFormat="1"/>
-    <w:lsdException w:name="heading 2" w:semiHidden="1" w:uiPriority="9" w:unhideWhenUsed="1" w:qFormat="1"/>
-    <w:lsdException w:name="heading 3" w:semiHidden="1" w:uiPriority="9" w:unhideWhenUsed="1" w:qFormat="1"/>
-    <w:lsdException w:name="heading 4" w:semiHidden="1" w:uiPriority="9" w:unhideWhenUsed="1" w:qFormat="1"/>
-    <w:lsdException w:name="heading 5" w:semiHidden="1" w:uiPriority="9" w:unhideWhenUsed="1" w:qFormat="1"/>
-    <w:lsdException w:name="heading 6" w:semiHidden="1" w:uiPriority="9" w:unhideWhenUsed="1" w:qFormat="1"/>
-    <w:lsdException w:name="heading 7" w:semiHidden="1" w:uiPriority="9" w:unhideWhenUsed="1" w:qFormat="1"/>
-    <w:lsdException w:name="heading 8" w:semiHidden="1" w:uiPriority="9" w:unhideWhenUsed="1" w:qFormat="1"/>
-    <w:lsdException w:name="heading 9" w:semiHidden="1" w:uiPriority="9" w:unhideWhenUsed="1" w:qFormat="1"/>
-    <w:lsdException w:name="index 1" w:semiHidden="1" w:unhideWhenUsed="1"/>
-    <w:lsdException w:name="index 2" w:semiHidden="1" w:unhideWhenUsed="1"/>
-    <w:lsdException w:name="index 3" w:semiHidden="1" w:unhideWhenUsed="1"/>
-    <w:lsdException w:name="index 4" w:semiHidden="1" w:unhideWhenUsed="1"/>
-    <w:lsdException w:name="index 5" w:semiHidden="1" w:unhideWhenUsed="1"/>
-    <w:lsdException w:name="index 6" w:semiHidden="1" w:unhideWhenUsed="1"/>
-    <w:lsdException w:name="index 7" w:semiHidden="1" w:unhideWhenUsed="1"/>
-    <w:lsdException w:name="index 8" w:semiHidden="1" w:unhideWhenUsed="1"/>
-    <w:lsdException w:name="index 9" w:semiHidden="1" w:unhideWhenUsed="1"/>
-    <w:lsdException w:name="toc 1" w:semiHidden="1" w:uiPriority="39" w:unhideWhenUsed="1"/>
-    <w:lsdException w:name="toc 2" w:semiHidden="1" w:uiPriority="39" w:unhideWhenUsed="1"/>
-    <w:lsdException w:name="toc 3" w:semiHidden="1" w:uiPriority="39" w:unhideWhenUsed="1"/>
-    <w:lsdException w:name="toc 4" w:semiHidden="1" w:uiPriority="39" w:unhideWhenUsed="1"/>
-    <w:lsdException w:name="toc 5" w:semiHidden="1" w:uiPriority="39" w:unhideWhenUsed="1"/>
-    <w:lsdException w:name="toc 6" w:semiHidden="1" w:uiPriority="39" w:unhideWhenUsed="1"/>
-    <w:lsdException w:name="toc 7" w:semiHidden="1" w:uiPriority="39" w:unhideWhenUsed="1"/>
-    <w:lsdException w:name="toc 8" w:semiHidden="1" w:uiPriority="39" w:unhideWhenUsed="1"/>
-    <w:lsdException w:name="toc 9" w:semiHidden="1" w:uiPriority="39" w:unhideWhenUsed="1"/>
-    <w:lsdException w:name="Normal Indent" w:semiHidden="1" w:unhideWhenUsed="1"/>
-    <w:lsdException w:name="footnote text" w:semiHidden="1" w:unhideWhenUsed="1"/>
-    <w:lsdException w:name="annotation text" w:semiHidden="1" w:unhideWhenUsed="1"/>
-    <w:lsdException w:name="header" w:semiHidden="1" w:unhideWhenUsed="1"/>
-    <w:lsdException w:name="footer" w:semiHidden="1" w:unhideWhenUsed="1"/>
-    <w:lsdException w:name="index heading" w:semiHidden="1" w:unhideWhenUsed="1"/>
-    <w:lsdException w:name="caption" w:semiHidden="1" w:uiPriority="35" w:unhideWhenUsed="1" w:qFormat="1"/>
-    <w:lsdException w:name="table of figures" w:semiHidden="1" w:unhideWhenUsed="1"/>
-    <w:lsdException w:name="envelope address" w:semiHidden="1" w:unhideWhenUsed="1"/>
-    <w:lsdException w:name="envelope return" w:semiHidden="1" w:unhideWhenUsed="1"/>
-    <w:lsdException w:name="footnote reference" w:semiHidden="1" w:unhideWhenUsed="1"/>
-    <w:lsdException w:name="annotation reference" w:semiHidden="1" w:unhideWhenUsed="1"/>
-    <w:lsdException w:name="line number" w:semiHidden="1" w:unhideWhenUsed="1"/>
-    <w:lsdException w:name="page number" w:semiHidden="1" w:unhideWhenUsed="1"/>
-    <w:lsdException w:name="endnote reference" w:semiHidden="1" w:unhideWhenUsed="1"/>
-    <w:lsdException w:name="endnote text" w:semiHidden="1" w:unhideWhenUsed="1"/>
-    <w:lsdException w:name="table of authorities" w:semiHidden="1" w:unhideWhenUsed="1"/>
-    <w:lsdException w:name="macro" w:semiHidden="1" w:unhideWhenUsed="1"/>
-    <w:lsdException w:name="toa heading" w:semiHidden="1" w:unhideWhenUsed="1"/>
-    <w:lsdException w:name="List" w:semiHidden="1" w:unhideWhenUsed="1"/>
-    <w:lsdException w:name="List Bullet" w:semiHidden="1" w:unhideWhenUsed="1"/>
-    <w:lsdException w:name="List Number" w:semiHidden="1" w:unhideWhenUsed="1"/>
-    <w:lsdException w:name="List 2" w:semiHidden="1" w:unhideWhenUsed="1"/>
-    <w:lsdException w:name="List 3" w:semiHidden="1" w:unhideWhenUsed="1"/>
-    <w:lsdException w:name="List 4" w:semiHidden="1" w:unhideWhenUsed="1"/>
-    <w:lsdException w:name="List 5" w:semiHidden="1" w:unhideWhenUsed="1"/>
-    <w:lsdException w:name="List Bullet 2" w:semiHidden="1" w:unhideWhenUsed="1"/>
-    <w:lsdException w:name="List Bullet 3" w:semiHidden="1" w:unhideWhenUsed="1"/>
-    <w:lsdException w:name="List Bullet 4" w:semiHidden="1" w:unhideWhenUsed="1"/>
-    <w:lsdException w:name="List Bullet 5" w:semiHidden="1" w:unhideWhenUsed="1"/>
-    <w:lsdException w:name="List Number 2" w:semiHidden="1" w:unhideWhenUsed="1"/>
-    <w:lsdException w:name="List Number 3" w:semiHidden="1" w:unhideWhenUsed="1"/>
-    <w:lsdException w:name="List Number 4" w:semiHidden="1" w:unhideWhenUsed="1"/>
-    <w:lsdException w:name="List Number 5" w:semiHidden="1" w:unhideWhenUsed="1"/>
-    <w:lsdException w:name="Title" w:uiPriority="10" w:qFormat="1"/>
-    <w:lsdException w:name="Closing" w:semiHidden="1" w:unhideWhenUsed="1"/>
-    <w:lsdException w:name="Signature" w:semiHidden="1" w:unhideWhenUsed="1"/>
-    <w:lsdException w:name="Default Paragraph Font" w:semiHidden="1" w:uiPriority="1" w:unhideWhenUsed="1"/>
-    <w:lsdException w:name="Body Text" w:semiHidden="1" w:unhideWhenUsed="1"/>
-    <w:lsdException w:name="Body Text Indent" w:semiHidden="1" w:unhideWhenUsed="1"/>
-    <w:lsdException w:name="List Continue" w:semiHidden="1" w:unhideWhenUsed="1"/>
-    <w:lsdException w:name="List Continue 2" w:semiHidden="1" w:unhideWhenUsed="1"/>
-    <w:lsdException w:name="List Continue 3" w:semiHidden="1" w:unhideWhenUsed="1"/>
-    <w:lsdException w:name="List Continue 4" w:semiHidden="1" w:unhideWhenUsed="1"/>
-    <w:lsdException w:name="List Continue 5" w:semiHidden="1" w:unhideWhenUsed="1"/>
-    <w:lsdException w:name="Message Header" w:semiHidden="1" w:unhideWhenUsed="1"/>
-    <w:lsdException w:name="Subtitle" w:uiPriority="11" w:qFormat="1"/>
-    <w:lsdException w:name="Salutation" w:semiHidden="1" w:unhideWhenUsed="1"/>
-    <w:lsdException w:name="Date" w:semiHidden="1" w:unhideWhenUsed="1"/>
-    <w:lsdException w:name="Body Text First Indent" w:semiHidden="1" w:unhideWhenUsed="1"/>
-    <w:lsdException w:name="Body Text First Indent 2" w:semiHidden="1" w:unhideWhenUsed="1"/>
-    <w:lsdException w:name="Note Heading" w:semiHidden="1" w:unhideWhenUsed="1"/>
-    <w:lsdException w:name="Body Text 2" w:semiHidden="1" w:unhideWhenUsed="1"/>
-    <w:lsdException w:name="Body Text 3" w:semiHidden="1" w:unhideWhenUsed="1"/>
-    <w:lsdException w:name="Body Text Indent 2" w:semiHidden="1" w:unhideWhenUsed="1"/>
-    <w:lsdException w:name="Body Text Indent 3" w:semiHidden="1" w:unhideWhenUsed="1"/>
-    <w:lsdException w:name="Block Text" w:semiHidden="1" w:unhideWhenUsed="1"/>
-    <w:lsdException w:name="Hyperlink" w:semiHidden="1" w:unhideWhenUsed="1"/>
-    <w:lsdException w:name="FollowedHyperlink" w:semiHidden="1" w:unhideWhenUsed="1"/>
-    <w:lsdException w:name="Strong" w:uiPriority="22" w:qFormat="1"/>
-    <w:lsdException w:name="Emphasis" w:uiPriority="20" w:qFormat="1"/>
-    <w:lsdException w:name="Document Map" w:semiHidden="1" w:unhideWhenUsed="1"/>
-    <w:lsdException w:name="Plain Text" w:semiHidden="1" w:unhideWhenUsed="1"/>
-    <w:lsdException w:name="E-mail Signature" w:semiHidden="1" w:unhideWhenUsed="1"/>
-    <w:lsdException w:name="HTML Top of Form" w:semiHidden="1" w:unhideWhenUsed="1"/>
-    <w:lsdException w:name="HTML Bottom of Form" w:semiHidden="1" w:unhideWhenUsed="1"/>
-    <w:lsdException w:name="Normal (Web)" w:semiHidden="1" w:unhideWhenUsed="1"/>
-    <w:lsdException w:name="HTML Acronym" w:semiHidden="1" w:unhideWhenUsed="1"/>
-    <w:lsdException w:name="HTML Address" w:semiHidden="1" w:unhideWhenUsed="1"/>
-    <w:lsdException w:name="HTML Cite" w:semiHidden="1" w:unhideWhenUsed="1"/>
-    <w:lsdException w:name="HTML Code" w:semiHidden="1" w:unhideWhenUsed="1"/>
-    <w:lsdException w:name="HTML Definition" w:semiHidden="1" w:unhideWhenUsed="1"/>
-    <w:lsdException w:name="HTML Keyboard" w:semiHidden="1" w:unhideWhenUsed="1"/>
-    <w:lsdException w:name="HTML Preformatted" w:semiHidden="1" w:unhideWhenUsed="1"/>
-    <w:lsdException w:name="HTML Sample" w:semiHidden="1" w:unhideWhenUsed="1"/>
-    <w:lsdException w:name="HTML Typewriter" w:semiHidden="1" w:unhideWhenUsed="1"/>
-    <w:lsdException w:name="HTML Variable" w:semiHidden="1" w:unhideWhenUsed="1"/>
-    <w:lsdException w:name="Normal Table" w:semiHidden="1" w:unhideWhenUsed="1"/>
-    <w:lsdException w:name="annotation subject" w:semiHidden="1" w:unhideWhenUsed="1"/>
-    <w:lsdException w:name="No List" w:semiHidden="1" w:unhideWhenUsed="1"/>
-    <w:lsdException w:name="Outline List 1" w:semiHidden="1" w:unhideWhenUsed="1"/>
-    <w:lsdException w:name="Outline List 2" w:semiHidden="1" w:unhideWhenUsed="1"/>
-    <w:lsdException w:name="Outline List 3" w:semiHidden="1" w:unhideWhenUsed="1"/>
-    <w:lsdException w:name="Table Simple 1" w:semiHidden="1" w:unhideWhenUsed="1"/>
-    <w:lsdException w:name="Table Simple 2" w:semiHidden="1" w:unhideWhenUsed="1"/>
-    <w:lsdException w:name="Table Simple 3" w:semiHidden="1" w:unhideWhenUsed="1"/>
-    <w:lsdException w:name="Table Classic 1" w:semiHidden="1" w:unhideWhenUsed="1"/>
-    <w:lsdException w:name="Table Classic 2" w:semiHidden="1" w:unhideWhenUsed="1"/>
-    <w:lsdException w:name="Table Classic 3" w:semiHidden="1" w:unhideWhenUsed="1"/>
-    <w:lsdException w:name="Table Classic 4" w:semiHidden="1" w:unhideWhenUsed="1"/>
-    <w:lsdException w:name="Table Colorful 1" w:semiHidden="1" w:unhideWhenUsed="1"/>
-    <w:lsdException w:name="Table Colorful 2" w:semiHidden="1" w:unhideWhenUsed="1"/>
-    <w:lsdException w:name="Table Colorful 3" w:semiHidden="1" w:unhideWhenUsed="1"/>
-    <w:lsdException w:name="Table Columns 1" w:semiHidden="1" w:unhideWhenUsed="1"/>
-    <w:lsdException w:name="Table Columns 2" w:semiHidden="1" w:unhideWhenUsed="1"/>
-    <w:lsdException w:name="Table Columns 3" w:semiHidden="1" w:unhideWhenUsed="1"/>
-    <w:lsdException w:name="Table Columns 4" w:semiHidden="1" w:unhideWhenUsed="1"/>
-    <w:lsdException w:name="Table Columns 5" w:semiHidden="1" w:unhideWhenUsed="1"/>
-    <w:lsdException w:name="Table Grid 1" w:semiHidden="1" w:unhideWhenUsed="1"/>
-    <w:lsdException w:name="Table Grid 2" w:semiHidden="1" w:unhideWhenUsed="1"/>
-    <w:lsdException w:name="Table Grid 3" w:semiHidden="1" w:unhideWhenUsed="1"/>
-    <w:lsdException w:name="Table Grid 4" w:semiHidden="1" w:unhideWhenUsed="1"/>
-    <w:lsdException w:name="Table Grid 5" w:semiHidden="1" w:unhideWhenUsed="1"/>
-    <w:lsdException w:name="Table Grid 6" w:semiHidden="1" w:unhideWhenUsed="1"/>
-    <w:lsdException w:name="Table Grid 7" w:semiHidden="1" w:unhideWhenUsed="1"/>
-    <w:lsdException w:name="Table Grid 8" w:semiHidden="1" w:unhideWhenUsed="1"/>
-    <w:lsdException w:name="Table List 1" w:semiHidden="1" w:unhideWhenUsed="1"/>
-    <w:lsdException w:name="Table List 2" w:semiHidden="1" w:unhideWhenUsed="1"/>
-    <w:lsdException w:name="Table List 3" w:semiHidden="1" w:unhideWhenUsed="1"/>
-    <w:lsdException w:name="Table List 4" w:semiHidden="1" w:unhideWhenUsed="1"/>
-    <w:lsdException w:name="Table List 5" w:semiHidden="1" w:unhideWhenUsed="1"/>
-    <w:lsdException w:name="Table List 6" w:semiHidden="1" w:unhideWhenUsed="1"/>
-    <w:lsdException w:name="Table List 7" w:semiHidden="1" w:unhideWhenUsed="1"/>
-    <w:lsdException w:name="Table List 8" w:semiHidden="1" w:unhideWhenUsed="1"/>
-    <w:lsdException w:name="Table 3D effects 1" w:semiHidden="1" w:unhideWhenUsed="1"/>
-    <w:lsdException w:name="Table 3D effects 2" w:semiHidden="1" w:unhideWhenUsed="1"/>
-    <w:lsdException w:name="Table 3D effects 3" w:semiHidden="1" w:unhideWhenUsed="1"/>
-    <w:lsdException w:name="Table Contemporary" w:semiHidden="1" w:unhideWhenUsed="1"/>
-    <w:lsdException w:name="Table Elegant" w:semiHidden="1" w:unhideWhenUsed="1"/>
-    <w:lsdException w:name="Table Professional" w:semiHidden="1" w:unhideWhenUsed="1"/>
-    <w:lsdException w:name="Table Subtle 1" w:semiHidden="1" w:unhideWhenUsed="1"/>
-    <w:lsdException w:name="Table Subtle 2" w:semiHidden="1" w:unhideWhenUsed="1"/>
-    <w:lsdException w:name="Table Web 1" w:semiHidden="1" w:unhideWhenUsed="1"/>
-    <w:lsdException w:name="Table Web 2" w:semiHidden="1" w:unhideWhenUsed="1"/>
-    <w:lsdException w:name="Table Web 3" w:semiHidden="1" w:unhideWhenUsed="1"/>
-    <w:lsdException w:name="Balloon Text" w:semiHidden="1" w:unhideWhenUsed="1"/>
-    <w:lsdException w:name="Table Grid" w:uiPriority="39"/>
-    <w:lsdException w:name="Table Theme" w:semiHidden="1" w:unhideWhenUsed="1"/>
-    <w:lsdException w:name="Placeholder Text" w:semiHidden="1"/>
-    <w:lsdException w:name="No Spacing" w:uiPriority="1" w:qFormat="1"/>
-    <w:lsdException w:name="Light Shading" w:uiPriority="60"/>
-    <w:lsdException w:name="Light List" w:uiPriority="61"/>
-    <w:lsdException w:name="Light Grid" w:uiPriority="62"/>
-    <w:lsdException w:name="Medium Shading 1" w:uiPriority="63"/>
-    <w:lsdException w:name="Medium Shading 2" w:uiPriority="64"/>
-    <w:lsdException w:name="Medium List 1" w:uiPriority="65"/>
-    <w:lsdException w:name="Medium List 2" w:uiPriority="66"/>
-    <w:lsdException w:name="Medium Grid 1" w:uiPriority="67"/>
-    <w:lsdException w:name="Medium Grid 2" w:uiPriority="68"/>
-    <w:lsdException w:name="Medium Grid 3" w:uiPriority="69"/>
-    <w:lsdException w:name="Dark List" w:uiPriority="70"/>
-    <w:lsdException w:name="Colorful Shading" w:uiPriority="71"/>
-    <w:lsdException w:name="Colorful List" w:uiPriority="72"/>
-    <w:lsdException w:name="Colorful Grid" w:uiPriority="73"/>
-    <w:lsdException w:name="Light Shading Accent 1" w:uiPriority="60"/>
-    <w:lsdException w:name="Light List Accent 1" w:uiPriority="61"/>
-    <w:lsdException w:name="Light Grid Accent 1" w:uiPriority="62"/>
-    <w:lsdException w:name="Medium Shading 1 Accent 1" w:uiPriority="63"/>
-    <w:lsdException w:name="Medium Shading 2 Accent 1" w:uiPriority="64"/>
-    <w:lsdException w:name="Medium List 1 Accent 1" w:uiPriority="65"/>
-    <w:lsdException w:name="Revision" w:semiHidden="1"/>
-    <w:lsdException w:name="List Paragraph" w:uiPriority="34" w:qFormat="1"/>
-    <w:lsdException w:name="Quote" w:uiPriority="29" w:qFormat="1"/>
-    <w:lsdException w:name="Intense Quote" w:uiPriority="30" w:qFormat="1"/>
-    <w:lsdException w:name="Medium List 2 Accent 1" w:uiPriority="66"/>
-    <w:lsdException w:name="Medium Grid 1 Accent 1" w:uiPriority="67"/>
-    <w:lsdException w:name="Medium Grid 2 Accent 1" w:uiPriority="68"/>
-    <w:lsdException w:name="Medium Grid 3 Accent 1" w:uiPriority="69"/>
-    <w:lsdException w:name="Dark List Accent 1" w:uiPriority="70"/>
-    <w:lsdException w:name="Colorful Shading Accent 1" w:uiPriority="71"/>
-    <w:lsdException w:name="Colorful List Accent 1" w:uiPriority="72"/>
-    <w:lsdException w:name="Colorful Grid Accent 1" w:uiPriority="73"/>
-    <w:lsdException w:name="Light Shading Accent 2" w:uiPriority="60"/>
-    <w:lsdException w:name="Light List Accent 2" w:uiPriority="61"/>
-    <w:lsdException w:name="Light Grid Accent 2" w:uiPriority="62"/>
-    <w:lsdException w:name="Medium Shading 1 Accent 2" w:uiPriority="63"/>
-    <w:lsdException w:name="Medium Shading 2 Accent 2" w:uiPriority="64"/>
-    <w:lsdException w:name="Medium List 1 Accent 2" w:uiPriority="65"/>
-    <w:lsdException w:name="Medium List 2 Accent 2" w:uiPriority="66"/>
-    <w:lsdException w:name="Medium Grid 1 Accent 2" w:uiPriority="67"/>
-    <w:lsdException w:name="Medium Grid 2 Accent 2" w:uiPriority="68"/>
-    <w:lsdException w:name="Medium Grid 3 Accent 2" w:uiPriority="69"/>
-    <w:lsdException w:name="Dark List Accent 2" w:uiPriority="70"/>
-    <w:lsdException w:name="Colorful Shading Accent 2" w:uiPriority="71"/>
-    <w:lsdException w:name="Colorful List Accent 2" w:uiPriority="72"/>
-    <w:lsdException w:name="Colorful Grid Accent 2" w:uiPriority="73"/>
-    <w:lsdException w:name="Light Shading Accent 3" w:uiPriority="60"/>
-    <w:lsdException w:name="Light List Accent 3" w:uiPriority="61"/>
-    <w:lsdException w:name="Light Grid Accent 3" w:uiPriority="62"/>
-    <w:lsdException w:name="Medium Shading 1 Accent 3" w:uiPriority="63"/>
-    <w:lsdException w:name="Medium Shading 2 Accent 3" w:uiPriority="64"/>
-    <w:lsdException w:name="Medium List 1 Accent 3" w:uiPriority="65"/>
-    <w:lsdException w:name="Medium List 2 Accent 3" w:uiPriority="66"/>
-    <w:lsdException w:name="Medium Grid 1 Accent 3" w:uiPriority="67"/>
-    <w:lsdException w:name="Medium Grid 2 Accent 3" w:uiPriority="68"/>
-    <w:lsdException w:name="Medium Grid 3 Accent 3" w:uiPriority="69"/>
-    <w:lsdException w:name="Dark List Accent 3" w:uiPriority="70"/>
-    <w:lsdException w:name="Colorful Shading Accent 3" w:uiPriority="71"/>
-    <w:lsdException w:name="Colorful List Accent 3" w:uiPriority="72"/>
-    <w:lsdException w:name="Colorful Grid Accent 3" w:uiPriority="73"/>
-    <w:lsdException w:name="Light Shading Accent 4" w:uiPriority="60"/>
-    <w:lsdException w:name="Light List Accent 4" w:uiPriority="61"/>
-    <w:lsdException w:name="Light Grid Accent 4" w:uiPriority="62"/>
-    <w:lsdException w:name="Medium Shading 1 Accent 4" w:uiPriority="63"/>
-    <w:lsdException w:name="Medium Shading 2 Accent 4" w:uiPriority="64"/>
-    <w:lsdException w:name="Medium List 1 Accent 4" w:uiPriority="65"/>
-    <w:lsdException w:name="Medium List 2 Accent 4" w:uiPriority="66"/>
-    <w:lsdException w:name="Medium Grid 1 Accent 4" w:uiPriority="67"/>
-    <w:lsdException w:name="Medium Grid 2 Accent 4" w:uiPriority="68"/>
-    <w:lsdException w:name="Medium Grid 3 Accent 4" w:uiPriority="69"/>
-    <w:lsdException w:name="Dark List Accent 4" w:uiPriority="70"/>
-    <w:lsdException w:name="Colorful Shading Accent 4" w:uiPriority="71"/>
-    <w:lsdException w:name="Colorful List Accent 4" w:uiPriority="72"/>
-    <w:lsdException w:name="Colorful Grid Accent 4" w:uiPriority="73"/>
-    <w:lsdException w:name="Light Shading Accent 5" w:uiPriority="60"/>
-    <w:lsdException w:name="Light List Accent 5" w:uiPriority="61"/>
-    <w:lsdException w:name="Light Grid Accent 5" w:uiPriority="62"/>
-    <w:lsdException w:name="Medium Shading 1 Accent 5" w:uiPriority="63"/>
-    <w:lsdException w:name="Medium Shading 2 Accent 5" w:uiPriority="64"/>
-    <w:lsdException w:name="Medium List 1 Accent 5" w:uiPriority="65"/>
-    <w:lsdException w:name="Medium List 2 Accent 5" w:uiPriority="66"/>
-    <w:lsdException w:name="Medium Grid 1 Accent 5" w:uiPriority="67"/>
-    <w:lsdException w:name="Medium Grid 2 Accent 5" w:uiPriority="68"/>
-    <w:lsdException w:name="Medium Grid 3 Accent 5" w:uiPriority="69"/>
-    <w:lsdException w:name="Dark List Accent 5" w:uiPriority="70"/>
-    <w:lsdException w:name="Colorful Shading Accent 5" w:uiPriority="71"/>
-    <w:lsdException w:name="Colorful List Accent 5" w:uiPriority="72"/>
-    <w:lsdException w:name="Colorful Grid Accent 5" w:uiPriority="73"/>
-    <w:lsdException w:name="Light Shading Accent 6" w:uiPriority="60"/>
-    <w:lsdException w:name="Light List Accent 6" w:uiPriority="61"/>
-    <w:lsdException w:name="Light Grid Accent 6" w:uiPriority="62"/>
-    <w:lsdException w:name="Medium Shading 1 Accent 6" w:uiPriority="63"/>
-    <w:lsdException w:name="Medium Shading 2 Accent 6" w:uiPriority="64"/>
-    <w:lsdException w:name="Medium List 1 Accent 6" w:uiPriority="65"/>
-    <w:lsdException w:name="Medium List 2 Accent 6" w:uiPriority="66"/>
-    <w:lsdException w:name="Medium Grid 1 Accent 6" w:uiPriority="67"/>
-    <w:lsdException w:name="Medium Grid 2 Accent 6" w:uiPriority="68"/>
-    <w:lsdException w:name="Medium Grid 3 Accent 6" w:uiPriority="69"/>
-    <w:lsdException w:name="Dark List Accent 6" w:uiPriority="70"/>
-    <w:lsdException w:name="Colorful Shading Accent 6" w:uiPriority="71"/>
-    <w:lsdException w:name="Colorful List Accent 6" w:uiPriority="72"/>
-    <w:lsdException w:name="Colorful Grid Accent 6" w:uiPriority="73"/>
-    <w:lsdException w:name="Subtle Emphasis" w:uiPriority="19" w:qFormat="1"/>
-    <w:lsdException w:name="Intense Emphasis" w:uiPriority="21" w:qFormat="1"/>
-    <w:lsdException w:name="Subtle Reference" w:uiPriority="31" w:qFormat="1"/>
-    <w:lsdException w:name="Intense Reference" w:uiPriority="32" w:qFormat="1"/>
-    <w:lsdException w:name="Book Title" w:uiPriority="33" w:qFormat="1"/>
-    <w:lsdException w:name="Bibliography" w:semiHidden="1" w:uiPriority="37" w:unhideWhenUsed="1"/>
-    <w:lsdException w:name="TOC Heading" w:semiHidden="1" w:uiPriority="39" w:unhideWhenUsed="1" w:qFormat="1"/>
-    <w:lsdException w:name="Plain Table 1" w:uiPriority="41"/>
-    <w:lsdException w:name="Plain Table 2" w:uiPriority="42"/>
-    <w:lsdException w:name="Plain Table 3" w:uiPriority="43"/>
-    <w:lsdException w:name="Plain Table 4" w:uiPriority="44"/>
-    <w:lsdException w:name="Plain Table 5" w:uiPriority="45"/>
-    <w:lsdException w:name="Grid Table Light" w:uiPriority="40"/>
-    <w:lsdException w:name="Grid Table 1 Light" w:uiPriority="46"/>
-    <w:lsdException w:name="Grid Table 2" w:uiPriority="47"/>
-    <w:lsdException w:name="Grid Table 3" w:uiPriority="48"/>
-    <w:lsdException w:name="Grid Table 4" w:uiPriority="49"/>
-    <w:lsdException w:name="Grid Table 5 Dark" w:uiPriority="50"/>
-    <w:lsdException w:name="Grid Table 6 Colorful" w:uiPriority="51"/>
-    <w:lsdException w:name="Grid Table 7 Colorful" w:uiPriority="52"/>
-    <w:lsdException w:name="Grid Table 1 Light Accent 1" w:uiPriority="46"/>
-    <w:lsdException w:name="Grid Table 2 Accent 1" w:uiPriority="47"/>
-    <w:lsdException w:name="Grid Table 3 Accent 1" w:uiPriority="48"/>
-    <w:lsdException w:name="Grid Table 4 Accent 1" w:uiPriority="49"/>
-    <w:lsdException w:name="Grid Table 5 Dark Accent 1" w:uiPriority="50"/>
-    <w:lsdException w:name="Grid Table 6 Colorful Accent 1" w:uiPriority="51"/>
-    <w:lsdException w:name="Grid Table 7 Colorful Accent 1" w:uiPriority="52"/>
-    <w:lsdException w:name="Grid Table 1 Light Accent 2" w:uiPriority="46"/>
-    <w:lsdException w:name="Grid Table 2 Accent 2" w:uiPriority="47"/>
-    <w:lsdException w:name="Grid Table 3 Accent 2" w:uiPriority="48"/>
-    <w:lsdException w:name="Grid Table 4 Accent 2" w:uiPriority="49"/>
-    <w:lsdException w:name="Grid Table 5 Dark Accent 2" w:uiPriority="50"/>
-    <w:lsdException w:name="Grid Table 6 Colorful Accent 2" w:uiPriority="51"/>
-    <w:lsdException w:name="Grid Table 7 Colorful Accent 2" w:uiPriority="52"/>
-    <w:lsdException w:name="Grid Table 1 Light Accent 3" w:uiPriority="46"/>
-    <w:lsdException w:name="Grid Table 2 Accent 3" w:uiPriority="47"/>
-    <w:lsdException w:name="Grid Table 3 Accent 3" w:uiPriority="48"/>
-    <w:lsdException w:name="Grid Table 4 Accent 3" w:uiPriority="49"/>
-    <w:lsdException w:name="Grid Table 5 Dark Accent 3" w:uiPriority="50"/>
-    <w:lsdException w:name="Grid Table 6 Colorful Accent 3" w:uiPriority="51"/>
-    <w:lsdException w:name="Grid Table 7 Colorful Accent 3" w:uiPriority="52"/>
-    <w:lsdException w:name="Grid Table 1 Light Accent 4" w:uiPriority="46"/>
-    <w:lsdException w:name="Grid Table 2 Accent 4" w:uiPriority="47"/>
-    <w:lsdException w:name="Grid Table 3 Accent 4" w:uiPriority="48"/>
-    <w:lsdException w:name="Grid Table 4 Accent 4" w:uiPriority="49"/>
-    <w:lsdException w:name="Grid Table 5 Dark Accent 4" w:uiPriority="50"/>
-    <w:lsdException w:name="Grid Table 6 Colorful Accent 4" w:uiPriority="51"/>
-    <w:lsdException w:name="Grid Table 7 Colorful Accent 4" w:uiPriority="52"/>
-    <w:lsdException w:name="Grid Table 1 Light Accent 5" w:uiPriority="46"/>
-    <w:lsdException w:name="Grid Table 2 Accent 5" w:uiPriority="47"/>
-    <w:lsdException w:name="Grid Table 3 Accent 5" w:uiPriority="48"/>
-    <w:lsdException w:name="Grid Table 4 Accent 5" w:uiPriority="49"/>
-    <w:lsdException w:name="Grid Table 5 Dark Accent 5" w:uiPriority="50"/>
-    <w:lsdException w:name="Grid Table 6 Colorful Accent 5" w:uiPriority="51"/>
-    <w:lsdException w:name="Grid Table 7 Colorful Accent 5" w:uiPriority="52"/>
-    <w:lsdException w:name="Grid Table 1 Light Accent 6" w:uiPriority="46"/>
-    <w:lsdException w:name="Grid Table 2 Accent 6" w:uiPriority="47"/>
-    <w:lsdException w:name="Grid Table 3 Accent 6" w:uiPriority="48"/>
-    <w:lsdException w:name="Grid Table 4 Accent 6" w:uiPriority="49"/>
-    <w:lsdException w:name="Grid Table 5 Dark Accent 6" w:uiPriority="50"/>
-    <w:lsdException w:name="Grid Table 6 Colorful Accent 6" w:uiPriority="51"/>
-    <w:lsdException w:name="Grid Table 7 Colorful Accent 6" w:uiPriority="52"/>
-    <w:lsdException w:name="List Table 1 Light" w:uiPriority="46"/>
-    <w:lsdException w:name="List Table 2" w:uiPriority="47"/>
-    <w:lsdException w:name="List Table 3" w:uiPriority="48"/>
-    <w:lsdException w:name="List Table 4" w:uiPriority="49"/>
-    <w:lsdException w:name="List Table 5 Dark" w:uiPriority="50"/>
-    <w:lsdException w:name="List Table 6 Colorful" w:uiPriority="51"/>
-    <w:lsdException w:name="List Table 7 Colorful" w:uiPriority="52"/>
-    <w:lsdException w:name="List Table 1 Light Accent 1" w:uiPriority="46"/>
-    <w:lsdException w:name="List Table 2 Accent 1" w:uiPriority="47"/>
-    <w:lsdException w:name="List Table 3 Accent 1" w:uiPriority="48"/>
-    <w:lsdException w:name="List Table 4 Accent 1" w:uiPriority="49"/>
-    <w:lsdException w:name="List Table 5 Dark Accent 1" w:uiPriority="50"/>
-    <w:lsdException w:name="List Table 6 Colorful Accent 1" w:uiPriority="51"/>
-    <w:lsdException w:name="List Table 7 Colorful Accent 1" w:uiPriority="52"/>
-    <w:lsdException w:name="List Table 1 Light Accent 2" w:uiPriority="46"/>
-    <w:lsdException w:name="List Table 2 Accent 2" w:uiPriority="47"/>
-    <w:lsdException w:name="List Table 3 Accent 2" w:uiPriority="48"/>
-    <w:lsdException w:name="List Table 4 Accent 2" w:uiPriority="49"/>
-    <w:lsdException w:name="List Table 5 Dark Accent 2" w:uiPriority="50"/>
-    <w:lsdException w:name="List Table 6 Colorful Accent 2" w:uiPriority="51"/>
-    <w:lsdException w:name="List Table 7 Colorful Accent 2" w:uiPriority="52"/>
-    <w:lsdException w:name="List Table 1 Light Accent 3" w:uiPriority="46"/>
-    <w:lsdException w:name="List Table 2 Accent 3" w:uiPriority="47"/>
-    <w:lsdException w:name="List Table 3 Accent 3" w:uiPriority="48"/>
-    <w:lsdException w:name="List Table 4 Accent 3" w:uiPriority="49"/>
-    <w:lsdException w:name="List Table 5 Dark Accent 3" w:uiPriority="50"/>
-    <w:lsdException w:name="List Table 6 Colorful Accent 3" w:uiPriority="51"/>
-    <w:lsdException w:name="List Table 7 Colorful Accent 3" w:uiPriority="52"/>
-    <w:lsdException w:name="List Table 1 Light Accent 4" w:uiPriority="46"/>
-    <w:lsdException w:name="List Table 2 Accent 4" w:uiPriority="47"/>
-    <w:lsdException w:name="List Table 3 Accent 4" w:uiPriority="48"/>
-    <w:lsdException w:name="List Table 4 Accent 4" w:uiPriority="49"/>
-    <w:lsdException w:name="List Table 5 Dark Accent 4" w:uiPriority="50"/>
-    <w:lsdException w:name="List Table 6 Colorful Accent 4" w:uiPriority="51"/>
-    <w:lsdException w:name="List Table 7 Colorful Accent 4" w:uiPriority="52"/>
-    <w:lsdException w:name="List Table 1 Light Accent 5" w:uiPriority="46"/>
-    <w:lsdException w:name="List Table 2 Accent 5" w:uiPriority="47"/>
-    <w:lsdException w:name="List Table 3 Accent 5" w:uiPriority="48"/>
-    <w:lsdException w:name="List Table 4 Accent 5" w:uiPriority="49"/>
-    <w:lsdException w:name="List Table 5 Dark Accent 5" w:uiPriority="50"/>
-    <w:lsdException w:name="List Table 6 Colorful Accent 5" w:uiPriority="51"/>
-    <w:lsdException w:name="List Table 7 Colorful Accent 5" w:uiPriority="52"/>
-    <w:lsdException w:name="List Table 1 Light Accent 6" w:uiPriority="46"/>
-    <w:lsdException w:name="List Table 2 Accent 6" w:uiPriority="47"/>
-    <w:lsdException w:name="List Table 3 Accent 6" w:uiPriority="48"/>
-    <w:lsdException w:name="List Table 4 Accent 6" w:uiPriority="49"/>
-    <w:lsdException w:name="List Table 5 Dark Accent 6" w:uiPriority="50"/>
-    <w:lsdException w:name="List Table 6 Colorful Accent 6" w:uiPriority="51"/>
-    <w:lsdException w:name="List Table 7 Colorful Accent 6" w:uiPriority="52"/>
-    <w:lsdException w:name="Mention" w:semiHidden="1" w:unhideWhenUsed="1"/>
-    <w:lsdException w:name="Smart Hyperlink" w:semiHidden="1" w:unhideWhenUsed="1"/>
-    <w:lsdException w:name="Hashtag" w:semiHidden="1" w:unhideWhenUsed="1"/>
-    <w:lsdException w:name="Unresolved Mention" w:semiHidden="1" w:unhideWhenUsed="1"/>
-    <w:lsdException w:name="Smart Link" w:semiHidden="1" w:unhideWhenUsed="1"/>
-  </w:latentStyles>
-  <w:style w:type="paragraph" w:default="1" w:styleId="Normal">
-    <w:name w:val="Normal"/>
-    <w:qFormat/>
-  </w:style>
-  <w:style w:type="character" w:default="1" w:styleId="DefaultParagraphFont">
-    <w:name w:val="Default Paragraph Font"/>
-    <w:uiPriority w:val="1"/>
-    <w:semiHidden/>
-    <w:unhideWhenUsed/>
-  </w:style>
-  <w:style w:type="table" w:default="1" w:styleId="TableNormal">
-    <w:name w:val="Normal Table"/>
-    <w:uiPriority w:val="99"/>
-    <w:semiHidden/>
-    <w:unhideWhenUsed/>
-    <w:tblPr>
-      <w:tblInd w:w="0" w:type="dxa"/>
-      <w:tblCellMar>
-        <w:top w:w="0" w:type="dxa"/>
-        <w:left w:w="108" w:type="dxa"/>
-        <w:bottom w:w="0" w:type="dxa"/>
-        <w:right w:w="108" w:type="dxa"/>
-      </w:tblCellMar>
-    </w:tblPr>
-  </w:style>
-  <w:style w:type="numbering" w:default="1" w:styleId="NoList">
-    <w:name w:val="No List"/>
-    <w:uiPriority w:val="99"/>
-    <w:semiHidden/>
-    <w:unhideWhenUsed/>
-  </w:style>
-  <w:style w:type="paragraph" w:customStyle="1" w:styleId="5AAEBC3894834756BAA2480F665C87CD">
-    <w:name w:val="5AAEBC3894834756BAA2480F665C87CD"/>
-  </w:style>
-  <w:style w:type="paragraph" w:customStyle="1" w:styleId="28A1C61A507048909CA3EBF264DB418E">
-    <w:name w:val="28A1C61A507048909CA3EBF264DB418E"/>
-  </w:style>
-  <w:style w:type="paragraph" w:customStyle="1" w:styleId="ED0B4AD10720432EBA3A0B825AB1FAB9">
-    <w:name w:val="ED0B4AD10720432EBA3A0B825AB1FAB9"/>
-  </w:style>
-  <w:style w:type="paragraph" w:customStyle="1" w:styleId="BD3ADE5CCCA44E31851CB0299E15CF4A">
-    <w:name w:val="BD3ADE5CCCA44E31851CB0299E15CF4A"/>
-    <w:rsid w:val="008D7CEE"/>
-  </w:style>
-  <w:style w:type="paragraph" w:customStyle="1" w:styleId="F3EC1261FF3641EAA9229EB79D882E91">
-    <w:name w:val="F3EC1261FF3641EAA9229EB79D882E91"/>
-    <w:rsid w:val="008D7CEE"/>
-  </w:style>
-  <w:style w:type="paragraph" w:customStyle="1" w:styleId="8E3CD1D710D8489A96474F36954A4002">
-    <w:name w:val="8E3CD1D710D8489A96474F36954A4002"/>
-    <w:rsid w:val="008D7CEE"/>
-  </w:style>
-  <w:style w:type="paragraph" w:customStyle="1" w:styleId="3FD1C2C73EF542A9A434E011023FB5C9">
-    <w:name w:val="3FD1C2C73EF542A9A434E011023FB5C9"/>
-    <w:rsid w:val="008D7CEE"/>
-  </w:style>
-  <w:style w:type="paragraph" w:customStyle="1" w:styleId="056C0C6F98EE4BFCAF594B64049DA7DD">
-    <w:name w:val="056C0C6F98EE4BFCAF594B64049DA7DD"/>
-    <w:rsid w:val="008D7CEE"/>
-  </w:style>
-  <w:style w:type="paragraph" w:customStyle="1" w:styleId="6327E93DA3DF4F85A52C5455C26A3B16">
-    <w:name w:val="6327E93DA3DF4F85A52C5455C26A3B16"/>
-    <w:rsid w:val="008D7CEE"/>
-  </w:style>
-  <w:style w:type="paragraph" w:customStyle="1" w:styleId="CC80F89D6A3145A88BAF47E3D7DA5E74">
-    <w:name w:val="CC80F89D6A3145A88BAF47E3D7DA5E74"/>
-    <w:rsid w:val="008D7CEE"/>
-  </w:style>
-  <w:style w:type="character" w:styleId="PlaceholderText">
-    <w:name w:val="Placeholder Text"/>
-    <w:basedOn w:val="DefaultParagraphFont"/>
-    <w:uiPriority w:val="99"/>
-    <w:semiHidden/>
-    <w:rsid w:val="00365816"/>
-    <w:rPr>
-      <w:color w:val="808080"/>
-    </w:rPr>
-  </w:style>
-  <w:style w:type="paragraph" w:customStyle="1" w:styleId="BBD1B261FCCD4EE5BEF96F46F58E7B28">
-    <w:name w:val="BBD1B261FCCD4EE5BEF96F46F58E7B28"/>
-    <w:rsid w:val="00365816"/>
-    <w:rPr>
-      <w:lang w:val="en-US" w:eastAsia="en-US"/>
-    </w:rPr>
-  </w:style>
-  <w:style w:type="paragraph" w:customStyle="1" w:styleId="1B8A3FD796FC491A935938C3B879E714">
-    <w:name w:val="1B8A3FD796FC491A935938C3B879E714"/>
-    <w:rsid w:val="00365816"/>
-    <w:rPr>
-      <w:lang w:val="en-US" w:eastAsia="en-US"/>
-    </w:rPr>
-  </w:style>
-  <w:style w:type="paragraph" w:customStyle="1" w:styleId="E633DC27B4A84577AFCD3E0318804415">
-    <w:name w:val="E633DC27B4A84577AFCD3E0318804415"/>
-    <w:rsid w:val="00365816"/>
-    <w:rPr>
-      <w:lang w:val="en-US" w:eastAsia="en-US"/>
-    </w:rPr>
-  </w:style>
-  <w:style w:type="paragraph" w:customStyle="1" w:styleId="25881012E8C64DF98B9552F0E7056901">
-    <w:name w:val="25881012E8C64DF98B9552F0E7056901"/>
-    <w:rsid w:val="00365816"/>
-    <w:rPr>
-      <w:lang w:val="en-US" w:eastAsia="en-US"/>
-    </w:rPr>
-  </w:style>
-  <w:style w:type="paragraph" w:customStyle="1" w:styleId="4B2D45D2599443858E4FA014BA4FC3D8">
-    <w:name w:val="4B2D45D2599443858E4FA014BA4FC3D8"/>
-    <w:rsid w:val="00365816"/>
-    <w:rPr>
-      <w:lang w:val="en-US" w:eastAsia="en-US"/>
-    </w:rPr>
-  </w:style>
-  <w:style w:type="paragraph" w:customStyle="1" w:styleId="49EDA0051C0A4255805B40B06715A93E">
-    <w:name w:val="49EDA0051C0A4255805B40B06715A93E"/>
-    <w:rsid w:val="00365816"/>
-    <w:rPr>
-      <w:lang w:val="en-US" w:eastAsia="en-US"/>
-    </w:rPr>
-  </w:style>
-  <w:style w:type="paragraph" w:customStyle="1" w:styleId="FA3E98CE7AEF4FAAAD0EA4E56FFFE80A">
-    <w:name w:val="FA3E98CE7AEF4FAAAD0EA4E56FFFE80A"/>
-    <w:rsid w:val="00365816"/>
-    <w:rPr>
-      <w:lang w:val="en-US" w:eastAsia="en-US"/>
-    </w:rPr>
-  </w:style>
-</w:styles>
-</file>
-
-<file path=word/glossary/webSettings2.xml><?xml version="1.0" encoding="utf-8"?>
-<w:webSettings xmlns:mc="http://schemas.openxmlformats.org/markup-compatibility/2006" xmlns:r="http://schemas.openxmlformats.org/officeDocument/2006/relationships" xmlns:w="http://schemas.openxmlformats.org/wordprocessingml/2006/main" xmlns:w14="http://schemas.microsoft.com/office/word/2010/wordml" xmlns:w15="http://schemas.microsoft.com/office/word/2012/wordml" xmlns:w16cid="http://schemas.microsoft.com/office/word/2016/wordml/cid" xmlns:w16se="http://schemas.microsoft.com/office/word/2015/wordml/symex" mc:Ignorable="w14 w15 w16se w16cid">
-  <w:optimizeForBrowser/>
-  <w:allowPNG/>
-</w:webSettings>
-</file>
-
 <file path=word/theme/theme11.xml><?xml version="1.0" encoding="utf-8"?>
 <a:theme xmlns:a="http://schemas.openxmlformats.org/drawingml/2006/main" name="Office Theme">
   <a:themeElements>
@@ -3847,277 +3017,4 @@
     </a:ext>
   </a:extLst>
 </a:theme>
-</file>
-
-<file path=customXml/item13.xml><?xml version="1.0" encoding="utf-8"?>
-<?mso-contentType ?>
-<FormTemplates xmlns="http://schemas.microsoft.com/sharepoint/v3/contenttype/forms">
-  <Display>DocumentLibraryForm</Display>
-  <Edit>DocumentLibraryForm</Edit>
-  <New>DocumentLibraryForm</New>
-</FormTemplates>
-</file>
-
-<file path=customXml/item22.xml><?xml version="1.0" encoding="utf-8"?>
-<p:properties xmlns:p="http://schemas.microsoft.com/office/2006/metadata/properties" xmlns:xsi="http://www.w3.org/2001/XMLSchema-instance" xmlns:pc="http://schemas.microsoft.com/office/infopath/2007/PartnerControls">
-  <documentManagement>
-    <MediaServiceKeyPoints xmlns="71af3243-3dd4-4a8d-8c0d-dd76da1f02a5" xsi:nil="true"/>
-    <Status xmlns="71af3243-3dd4-4a8d-8c0d-dd76da1f02a5">Not started</Status>
-  </documentManagement>
-</p:properties>
-</file>
-
-<file path=customXml/item3.xml><?xml version="1.0" encoding="utf-8"?>
-<ct:contentTypeSchema xmlns:ct="http://schemas.microsoft.com/office/2006/metadata/contentType" xmlns:ma="http://schemas.microsoft.com/office/2006/metadata/properties/metaAttributes" ct:_="" ma:_="" ma:contentTypeName="Document" ma:contentTypeID="0x01010079F111ED35F8CC479449609E8A0923A6" ma:contentTypeVersion="12" ma:contentTypeDescription="Create a new document." ma:contentTypeScope="" ma:versionID="f9fc9171bb41dc08635275f351de8590">
-  <xsd:schema xmlns:xsd="http://www.w3.org/2001/XMLSchema" xmlns:xs="http://www.w3.org/2001/XMLSchema" xmlns:p="http://schemas.microsoft.com/office/2006/metadata/properties" xmlns:ns2="71af3243-3dd4-4a8d-8c0d-dd76da1f02a5" xmlns:ns3="16c05727-aa75-4e4a-9b5f-8a80a1165891" targetNamespace="http://schemas.microsoft.com/office/2006/metadata/properties" ma:root="true" ma:fieldsID="29387215989a890c06011de04edfe97d" ns2:_="" ns3:_="">
-    <xsd:import namespace="71af3243-3dd4-4a8d-8c0d-dd76da1f02a5"/>
-    <xsd:import namespace="16c05727-aa75-4e4a-9b5f-8a80a1165891"/>
-    <xsd:element name="properties">
-      <xsd:complexType>
-        <xsd:sequence>
-          <xsd:element name="documentManagement">
-            <xsd:complexType>
-              <xsd:all>
-                <xsd:element ref="ns2:MediaServiceMetadata" minOccurs="0"/>
-                <xsd:element ref="ns2:MediaServiceFastMetadata" minOccurs="0"/>
-                <xsd:element ref="ns2:MediaServiceOCR" minOccurs="0"/>
-                <xsd:element ref="ns2:MediaServiceAutoTags" minOccurs="0"/>
-                <xsd:element ref="ns2:MediaServiceEventHashCode" minOccurs="0"/>
-                <xsd:element ref="ns2:MediaServiceGenerationTime" minOccurs="0"/>
-                <xsd:element ref="ns3:SharedWithUsers" minOccurs="0"/>
-                <xsd:element ref="ns3:SharedWithDetails" minOccurs="0"/>
-                <xsd:element ref="ns2:MediaServiceAutoKeyPoints" minOccurs="0"/>
-                <xsd:element ref="ns2:MediaServiceKeyPoints" minOccurs="0"/>
-                <xsd:element ref="ns2:MediaServiceDateTaken" minOccurs="0"/>
-                <xsd:element ref="ns2:Status" minOccurs="0"/>
-              </xsd:all>
-            </xsd:complexType>
-          </xsd:element>
-        </xsd:sequence>
-      </xsd:complexType>
-    </xsd:element>
-  </xsd:schema>
-  <xsd:schema xmlns:xsd="http://www.w3.org/2001/XMLSchema" xmlns:xs="http://www.w3.org/2001/XMLSchema" xmlns:dms="http://schemas.microsoft.com/office/2006/documentManagement/types" xmlns:pc="http://schemas.microsoft.com/office/infopath/2007/PartnerControls" targetNamespace="71af3243-3dd4-4a8d-8c0d-dd76da1f02a5" elementFormDefault="qualified">
-    <xsd:import namespace="http://schemas.microsoft.com/office/2006/documentManagement/types"/>
-    <xsd:import namespace="http://schemas.microsoft.com/office/infopath/2007/PartnerControls"/>
-    <xsd:element name="MediaServiceMetadata" ma:index="8" nillable="true" ma:displayName="MediaServiceMetadata" ma:hidden="true" ma:internalName="MediaServiceMetadata" ma:readOnly="true">
-      <xsd:simpleType>
-        <xsd:restriction base="dms:Note"/>
-      </xsd:simpleType>
-    </xsd:element>
-    <xsd:element name="MediaServiceFastMetadata" ma:index="9" nillable="true" ma:displayName="MediaServiceFastMetadata" ma:hidden="true" ma:internalName="MediaServiceFastMetadata" ma:readOnly="true">
-      <xsd:simpleType>
-        <xsd:restriction base="dms:Note"/>
-      </xsd:simpleType>
-    </xsd:element>
-    <xsd:element name="MediaServiceOCR" ma:index="10" nillable="true" ma:displayName="MediaServiceOCR" ma:internalName="MediaServiceOCR" ma:readOnly="true">
-      <xsd:simpleType>
-        <xsd:restriction base="dms:Note">
-          <xsd:maxLength value="255"/>
-        </xsd:restriction>
-      </xsd:simpleType>
-    </xsd:element>
-    <xsd:element name="MediaServiceAutoTags" ma:index="11" nillable="true" ma:displayName="MediaServiceAutoTags" ma:internalName="MediaServiceAutoTags" ma:readOnly="true">
-      <xsd:simpleType>
-        <xsd:restriction base="dms:Text"/>
-      </xsd:simpleType>
-    </xsd:element>
-    <xsd:element name="MediaServiceEventHashCode" ma:index="12" nillable="true" ma:displayName="MediaServiceEventHashCode" ma:hidden="true" ma:internalName="MediaServiceEventHashCode" ma:readOnly="true">
-      <xsd:simpleType>
-        <xsd:restriction base="dms:Text"/>
-      </xsd:simpleType>
-    </xsd:element>
-    <xsd:element name="MediaServiceGenerationTime" ma:index="13" nillable="true" ma:displayName="MediaServiceGenerationTime" ma:hidden="true" ma:internalName="MediaServiceGenerationTime" ma:readOnly="true">
-      <xsd:simpleType>
-        <xsd:restriction base="dms:Text"/>
-      </xsd:simpleType>
-    </xsd:element>
-    <xsd:element name="MediaServiceAutoKeyPoints" ma:index="16" nillable="true" ma:displayName="MediaServiceAutoKeyPoints" ma:hidden="true" ma:internalName="MediaServiceAutoKeyPoints" ma:readOnly="true">
-      <xsd:simpleType>
-        <xsd:restriction base="dms:Note"/>
-      </xsd:simpleType>
-    </xsd:element>
-    <xsd:element name="MediaServiceKeyPoints" ma:index="17" nillable="true" ma:displayName="KeyPoints" ma:internalName="MediaServiceKeyPoints" ma:readOnly="false">
-      <xsd:simpleType>
-        <xsd:restriction base="dms:Note">
-          <xsd:maxLength value="255"/>
-        </xsd:restriction>
-      </xsd:simpleType>
-    </xsd:element>
-    <xsd:element name="MediaServiceDateTaken" ma:index="18" nillable="true" ma:displayName="MediaServiceDateTaken" ma:hidden="true" ma:internalName="MediaServiceDateTaken" ma:readOnly="true">
-      <xsd:simpleType>
-        <xsd:restriction base="dms:Text"/>
-      </xsd:simpleType>
-    </xsd:element>
-    <xsd:element name="Status" ma:index="19" nillable="true" ma:displayName="Status" ma:default="Not started" ma:format="Dropdown" ma:internalName="Status">
-      <xsd:simpleType>
-        <xsd:restriction base="dms:Choice">
-          <xsd:enumeration value="Not started"/>
-          <xsd:enumeration value="In Progress"/>
-          <xsd:enumeration value="Completed"/>
-        </xsd:restriction>
-      </xsd:simpleType>
-    </xsd:element>
-  </xsd:schema>
-  <xsd:schema xmlns:xsd="http://www.w3.org/2001/XMLSchema" xmlns:xs="http://www.w3.org/2001/XMLSchema" xmlns:dms="http://schemas.microsoft.com/office/2006/documentManagement/types" xmlns:pc="http://schemas.microsoft.com/office/infopath/2007/PartnerControls" targetNamespace="16c05727-aa75-4e4a-9b5f-8a80a1165891" elementFormDefault="qualified">
-    <xsd:import namespace="http://schemas.microsoft.com/office/2006/documentManagement/types"/>
-    <xsd:import namespace="http://schemas.microsoft.com/office/infopath/2007/PartnerControls"/>
-    <xsd:element name="SharedWithUsers" ma:index="14" nillable="true" ma:displayName="Shared With" ma:internalName="SharedWithUsers" ma:readOnly="true">
-      <xsd:complexType>
-        <xsd:complexContent>
-          <xsd:extension base="dms:UserMulti">
-            <xsd:sequence>
-              <xsd:element name="UserInfo" minOccurs="0" maxOccurs="unbounded">
-                <xsd:complexType>
-                  <xsd:sequence>
-                    <xsd:element name="DisplayName" type="xsd:string" minOccurs="0"/>
-                    <xsd:element name="AccountId" type="dms:UserId" minOccurs="0" nillable="true"/>
-                    <xsd:element name="AccountType" type="xsd:string" minOccurs="0"/>
-                  </xsd:sequence>
-                </xsd:complexType>
-              </xsd:element>
-            </xsd:sequence>
-          </xsd:extension>
-        </xsd:complexContent>
-      </xsd:complexType>
-    </xsd:element>
-    <xsd:element name="SharedWithDetails" ma:index="15" nillable="true" ma:displayName="Shared With Details" ma:internalName="SharedWithDetails" ma:readOnly="true">
-      <xsd:simpleType>
-        <xsd:restriction base="dms:Note">
-          <xsd:maxLength value="255"/>
-        </xsd:restriction>
-      </xsd:simpleType>
-    </xsd:element>
-  </xsd:schema>
-  <xsd:schema xmlns="http://schemas.openxmlformats.org/package/2006/metadata/core-properties" xmlns:xsd="http://www.w3.org/2001/XMLSchema" xmlns:xsi="http://www.w3.org/2001/XMLSchema-instance" xmlns:dc="http://purl.org/dc/elements/1.1/" xmlns:dcterms="http://purl.org/dc/terms/" xmlns:odoc="http://schemas.microsoft.com/internal/obd" targetNamespace="http://schemas.openxmlformats.org/package/2006/metadata/core-properties" elementFormDefault="qualified" attributeFormDefault="unqualified" blockDefault="#all">
-    <xsd:import namespace="http://purl.org/dc/elements/1.1/" schemaLocation="http://dublincore.org/schemas/xmls/qdc/2003/04/02/dc.xsd"/>
-    <xsd:import namespace="http://purl.org/dc/terms/" schemaLocation="http://dublincore.org/schemas/xmls/qdc/2003/04/02/dcterms.xsd"/>
-    <xsd:element name="coreProperties" type="CT_coreProperties"/>
-    <xsd:complexType name="CT_coreProperties">
-      <xsd:all>
-        <xsd:element ref="dc:creator" minOccurs="0" maxOccurs="1"/>
-        <xsd:element ref="dcterms:created" minOccurs="0" maxOccurs="1"/>
-        <xsd:element ref="dc:identifier" minOccurs="0" maxOccurs="1"/>
-        <xsd:element name="contentType" minOccurs="0" maxOccurs="1" type="xsd:string" ma:index="0" ma:displayName="Content Type"/>
-        <xsd:element ref="dc:title" minOccurs="0" maxOccurs="1" ma:index="4" ma:displayName="Title"/>
-        <xsd:element ref="dc:subject" minOccurs="0" maxOccurs="1"/>
-        <xsd:element ref="dc:description" minOccurs="0" maxOccurs="1"/>
-        <xsd:element name="keywords" minOccurs="0" maxOccurs="1" type="xsd:string"/>
-        <xsd:element ref="dc:language" minOccurs="0" maxOccurs="1"/>
-        <xsd:element name="category" minOccurs="0" maxOccurs="1" type="xsd:string"/>
-        <xsd:element name="version" minOccurs="0" maxOccurs="1" type="xsd:string"/>
-        <xsd:element name="revision" minOccurs="0" maxOccurs="1" type="xsd:string">
-          <xsd:annotation>
-            <xsd:documentation>
-                        This value indicates the number of saves or revisions. The application is responsible for updating this value after each revision.
-                    </xsd:documentation>
-          </xsd:annotation>
-        </xsd:element>
-        <xsd:element name="lastModifiedBy" minOccurs="0" maxOccurs="1" type="xsd:string"/>
-        <xsd:element ref="dcterms:modified" minOccurs="0" maxOccurs="1"/>
-        <xsd:element name="contentStatus" minOccurs="0" maxOccurs="1" type="xsd:string"/>
-      </xsd:all>
-    </xsd:complexType>
-  </xsd:schema>
-  <xs:schema xmlns:pc="http://schemas.microsoft.com/office/infopath/2007/PartnerControls" xmlns:xs="http://www.w3.org/2001/XMLSchema" targetNamespace="http://schemas.microsoft.com/office/infopath/2007/PartnerControls" elementFormDefault="qualified" attributeFormDefault="unqualified">
-    <xs:element name="Person">
-      <xs:complexType>
-        <xs:sequence>
-          <xs:element ref="pc:DisplayName" minOccurs="0"/>
-          <xs:element ref="pc:AccountId" minOccurs="0"/>
-          <xs:element ref="pc:AccountType" minOccurs="0"/>
-        </xs:sequence>
-      </xs:complexType>
-    </xs:element>
-    <xs:element name="DisplayName" type="xs:string"/>
-    <xs:element name="AccountId" type="xs:string"/>
-    <xs:element name="AccountType" type="xs:string"/>
-    <xs:element name="BDCAssociatedEntity">
-      <xs:complexType>
-        <xs:sequence>
-          <xs:element ref="pc:BDCEntity" minOccurs="0" maxOccurs="unbounded"/>
-        </xs:sequence>
-        <xs:attribute ref="pc:EntityNamespace"/>
-        <xs:attribute ref="pc:EntityName"/>
-        <xs:attribute ref="pc:SystemInstanceName"/>
-        <xs:attribute ref="pc:AssociationName"/>
-      </xs:complexType>
-    </xs:element>
-    <xs:attribute name="EntityNamespace" type="xs:string"/>
-    <xs:attribute name="EntityName" type="xs:string"/>
-    <xs:attribute name="SystemInstanceName" type="xs:string"/>
-    <xs:attribute name="AssociationName" type="xs:string"/>
-    <xs:element name="BDCEntity">
-      <xs:complexType>
-        <xs:sequence>
-          <xs:element ref="pc:EntityDisplayName" minOccurs="0"/>
-          <xs:element ref="pc:EntityInstanceReference" minOccurs="0"/>
-          <xs:element ref="pc:EntityId1" minOccurs="0"/>
-          <xs:element ref="pc:EntityId2" minOccurs="0"/>
-          <xs:element ref="pc:EntityId3" minOccurs="0"/>
-          <xs:element ref="pc:EntityId4" minOccurs="0"/>
-          <xs:element ref="pc:EntityId5" minOccurs="0"/>
-        </xs:sequence>
-      </xs:complexType>
-    </xs:element>
-    <xs:element name="EntityDisplayName" type="xs:string"/>
-    <xs:element name="EntityInstanceReference" type="xs:string"/>
-    <xs:element name="EntityId1" type="xs:string"/>
-    <xs:element name="EntityId2" type="xs:string"/>
-    <xs:element name="EntityId3" type="xs:string"/>
-    <xs:element name="EntityId4" type="xs:string"/>
-    <xs:element name="EntityId5" type="xs:string"/>
-    <xs:element name="Terms">
-      <xs:complexType>
-        <xs:sequence>
-          <xs:element ref="pc:TermInfo" minOccurs="0" maxOccurs="unbounded"/>
-        </xs:sequence>
-      </xs:complexType>
-    </xs:element>
-    <xs:element name="TermInfo">
-      <xs:complexType>
-        <xs:sequence>
-          <xs:element ref="pc:TermName" minOccurs="0"/>
-          <xs:element ref="pc:TermId" minOccurs="0"/>
-        </xs:sequence>
-      </xs:complexType>
-    </xs:element>
-    <xs:element name="TermName" type="xs:string"/>
-    <xs:element name="TermId" type="xs:string"/>
-  </xs:schema>
-</ct:contentTypeSchema>
-</file>
-
-<file path=customXml/item44.xml><?xml version="1.0" encoding="utf-8"?>
-<b:Sources xmlns:b="http://schemas.openxmlformats.org/officeDocument/2006/bibliography" xmlns="http://schemas.openxmlformats.org/officeDocument/2006/bibliography" SelectedStyle="\APASixthEditionOfficeOnline.xsl" StyleName="APA" Version="6"/>
-</file>
-
-<file path=customXml/itemProps13.xml><?xml version="1.0" encoding="utf-8"?>
-<ds:datastoreItem xmlns:ds="http://schemas.openxmlformats.org/officeDocument/2006/customXml" ds:itemID="{9AC298EF-6A9C-4C4B-AE3F-1772854DD678}">
-  <ds:schemaRefs>
-    <ds:schemaRef ds:uri="http://schemas.microsoft.com/sharepoint/v3/contenttype/forms"/>
-  </ds:schemaRefs>
-</ds:datastoreItem>
-</file>
-
-<file path=customXml/itemProps22.xml><?xml version="1.0" encoding="utf-8"?>
-<ds:datastoreItem xmlns:ds="http://schemas.openxmlformats.org/officeDocument/2006/customXml" ds:itemID="{1CA9F173-29CB-463D-9333-3FA4A23B0711}">
-  <ds:schemaRefs>
-    <ds:schemaRef ds:uri="http://schemas.microsoft.com/office/2006/metadata/properties"/>
-    <ds:schemaRef ds:uri="http://schemas.microsoft.com/office/infopath/2007/PartnerControls"/>
-    <ds:schemaRef ds:uri="71af3243-3dd4-4a8d-8c0d-dd76da1f02a5"/>
-  </ds:schemaRefs>
-</ds:datastoreItem>
-</file>
-
-<file path=customXml/itemProps31.xml><?xml version="1.0" encoding="utf-8"?>
-<ds:datastoreItem xmlns:ds="http://schemas.openxmlformats.org/officeDocument/2006/customXml" ds:itemID="{07C36C2F-D411-40D5-BB41-5BBF8F5417B2}"/>
-</file>
-
-<file path=customXml/itemProps44.xml><?xml version="1.0" encoding="utf-8"?>
-<ds:datastoreItem xmlns:ds="http://schemas.openxmlformats.org/officeDocument/2006/customXml" ds:itemID="{0D6ECB7E-1E75-4F7A-91D6-560EEC9066CE}">
-  <ds:schemaRefs>
-    <ds:schemaRef ds:uri="http://schemas.openxmlformats.org/officeDocument/2006/bibliography"/>
-  </ds:schemaRefs>
-</ds:datastoreItem>
 </file>